--- a/labs/lab01/Lab Manual - Diode 1 Rectifiers.docx
+++ b/labs/lab01/Lab Manual - Diode 1 Rectifiers.docx
@@ -40,9 +40,14 @@
     </w:p>
     <w:p>
       <w:r>
-        <w:t xml:space="preserve">Equipment: Multimeter, oscilloscope, function generator, power supply, resistors: 1 </w:t>
-      </w:r>
-      <w:proofErr w:type="spellStart"/>
+        <w:t>Equipment: Multimeter, oscilloscope, function generator, power supply, resistors: 1 k</w:t>
+      </w:r>
+      <w:r>
+        <w:rPr>
+          <w:rFonts w:cstheme="minorHAnsi"/>
+        </w:rPr>
+        <w:t xml:space="preserve">Ω (2), 2.2 </w:t>
+      </w:r>
       <w:r>
         <w:t>k</w:t>
       </w:r>
@@ -50,106 +55,62 @@
         <w:rPr>
           <w:rFonts w:cstheme="minorHAnsi"/>
         </w:rPr>
-        <w:t>Ω</w:t>
-      </w:r>
-      <w:proofErr w:type="spellEnd"/>
+        <w:t>Ω (1) and 4.7</w:t>
+      </w:r>
+      <w:r>
+        <w:t xml:space="preserve"> </w:t>
+      </w:r>
+      <w:r>
+        <w:t>k</w:t>
+      </w:r>
       <w:r>
         <w:rPr>
           <w:rFonts w:cstheme="minorHAnsi"/>
         </w:rPr>
-        <w:t xml:space="preserve"> (2), 2.2 </w:t>
-      </w:r>
-      <w:proofErr w:type="spellStart"/>
-      <w:r>
-        <w:t>k</w:t>
+        <w:t>Ω (1), capacitor: 1 µF (1), 10</w:t>
       </w:r>
       <w:r>
         <w:rPr>
           <w:rFonts w:cstheme="minorHAnsi"/>
         </w:rPr>
-        <w:t>Ω</w:t>
-      </w:r>
-      <w:proofErr w:type="spellEnd"/>
+        <w:t xml:space="preserve"> </w:t>
+      </w:r>
       <w:r>
         <w:rPr>
           <w:rFonts w:cstheme="minorHAnsi"/>
         </w:rPr>
-        <w:t xml:space="preserve"> (1) and 4.7</w:t>
+        <w:t>µF (1), diodes: 1N457 (4).</w:t>
+      </w:r>
+    </w:p>
+    <w:p>
+      <w:r>
+        <w:t>Theory</w:t>
+      </w:r>
+      <w:r>
+        <w:t>:</w:t>
       </w:r>
       <w:r>
         <w:t xml:space="preserve"> </w:t>
       </w:r>
-      <w:proofErr w:type="spellStart"/>
-      <w:r>
-        <w:t>k</w:t>
-      </w:r>
-      <w:r>
-        <w:rPr>
-          <w:rFonts w:cstheme="minorHAnsi"/>
-        </w:rPr>
-        <w:t>Ω</w:t>
-      </w:r>
-      <w:proofErr w:type="spellEnd"/>
-      <w:r>
-        <w:rPr>
-          <w:rFonts w:cstheme="minorHAnsi"/>
-        </w:rPr>
-        <w:t xml:space="preserve"> (1), capacitor: 1 µF (1), 10</w:t>
-      </w:r>
-      <w:r>
-        <w:rPr>
-          <w:rFonts w:cstheme="minorHAnsi"/>
-        </w:rPr>
+      <w:r>
+        <w:t>In a half-wave rectifier only half of the AC signal is converted to DC.</w:t>
+      </w:r>
+      <w:r>
         <w:t xml:space="preserve"> </w:t>
       </w:r>
       <w:r>
-        <w:rPr>
-          <w:rFonts w:cstheme="minorHAnsi"/>
-        </w:rPr>
-        <w:t>µF (1), diodes: 1N457 (4).</w:t>
-      </w:r>
-    </w:p>
-    <w:p>
-      <w:r>
-        <w:t>Theory</w:t>
-      </w:r>
-      <w:r>
-        <w:t>:</w:t>
+        <w:t xml:space="preserve"> In the circuit shown below, the diode is forward biased during the positive half of the applied AC signal and the output Vo follows the input excitation. During the negative half of the input AC excitation, the diode is reverse biased and behaves like an open circuit (ideal diode) with zero current flowing through the resistor R and consequently zero output voltage</w:t>
       </w:r>
       <w:r>
         <w:t xml:space="preserve"> </w:t>
       </w:r>
       <w:r>
-        <w:t>In a half-wave rectifier only half of the AC signal is converted to DC.</w:t>
-      </w:r>
-      <w:r>
-        <w:t xml:space="preserve"> </w:t>
-      </w:r>
-      <w:r>
-        <w:t xml:space="preserve"> In the circuit shown below, the diode is forward biased during the positive half of the applied AC </w:t>
-      </w:r>
-      <w:proofErr w:type="gramStart"/>
-      <w:r>
-        <w:t>signal</w:t>
-      </w:r>
-      <w:proofErr w:type="gramEnd"/>
-      <w:r>
-        <w:t xml:space="preserve"> and the output Vo follows the input excitation. During the negative half of the input AC excitation, the diode is reverse biased and behaves like an open circuit (ideal diode) with zero current flowing through the resistor R and consequently zero output voltage</w:t>
-      </w:r>
-      <w:r>
-        <w:t xml:space="preserve"> </w:t>
-      </w:r>
-      <w:r>
         <w:t xml:space="preserve">as shown in the output wave form. Note, during reverse bias the applied input voltage in its entirety drops across the diode and one has to make sure it does not exceed the diode breakdown voltage. </w:t>
       </w:r>
     </w:p>
     <w:p>
       <w:r>
-        <w:t xml:space="preserve">During positive half of the sinusoidal input signal, </w:t>
-      </w:r>
-      <w:proofErr w:type="spellStart"/>
-      <w:r>
-        <w:t>v</w:t>
+        <w:t>During positive half of the sinusoidal input signal, v</w:t>
       </w:r>
       <w:r>
         <w:rPr>
@@ -157,7 +118,6 @@
         </w:rPr>
         <w:t>o</w:t>
       </w:r>
-      <w:proofErr w:type="spellEnd"/>
       <w:r>
         <w:t>(t) = v</w:t>
       </w:r>
@@ -179,7 +139,6 @@
           <w:numId w:val="1"/>
         </w:numPr>
       </w:pPr>
-      <w:proofErr w:type="spellStart"/>
       <w:r>
         <w:t>v</w:t>
       </w:r>
@@ -189,7 +148,6 @@
         </w:rPr>
         <w:t>o</w:t>
       </w:r>
-      <w:proofErr w:type="spellEnd"/>
       <w:r>
         <w:t>(t) = v</w:t>
       </w:r>
@@ -280,15 +238,7 @@
         <w:t>of the output voltage is calculated as follows [</w:t>
       </w:r>
       <w:r>
-        <w:t xml:space="preserve">or the </w:t>
-      </w:r>
-      <w:proofErr w:type="gramStart"/>
-      <w:r>
-        <w:t>mean</w:t>
-      </w:r>
-      <w:proofErr w:type="gramEnd"/>
-      <w:r>
-        <w:t xml:space="preserve"> of the output signal can </w:t>
+        <w:t xml:space="preserve">or the mean of the output signal can </w:t>
       </w:r>
       <w:r>
         <w:rPr>
@@ -3548,52 +3498,16 @@
         </w:rPr>
       </w:pPr>
       <w:r>
-        <w:t xml:space="preserve">Note, the output voltage is not a steady DC value but is fluctuating </w:t>
-      </w:r>
-      <w:proofErr w:type="gramStart"/>
-      <w:r>
-        <w:t>is</w:t>
-      </w:r>
-      <w:proofErr w:type="gramEnd"/>
-      <w:r>
-        <w:t xml:space="preserve"> nature. To smoothen the output voltage the circuit needs to be slightly modified. </w:t>
-      </w:r>
-      <w:r>
-        <w:t xml:space="preserve">One way to reduce the effect of ripples is to connect a capacitor that </w:t>
-      </w:r>
-      <w:proofErr w:type="gramStart"/>
-      <w:r>
-        <w:t>by-passes</w:t>
-      </w:r>
-      <w:proofErr w:type="gramEnd"/>
-      <w:r>
-        <w:t xml:space="preserve"> all the high frequency components, as shown in the circuit below.</w:t>
+        <w:t xml:space="preserve">Note, the output voltage is not a steady DC value but is fluctuating is nature. To smoothen the output voltage the circuit needs to be slightly modified. </w:t>
+      </w:r>
+      <w:r>
+        <w:t>One way to reduce the effect of ripples is to connect a capacitor that by-passes all the high frequency components, as shown in the circuit below.</w:t>
       </w:r>
       <w:r>
         <w:t xml:space="preserve"> </w:t>
       </w:r>
       <w:r>
-        <w:t xml:space="preserve">The diode only conducts for a brief </w:t>
-      </w:r>
-      <w:proofErr w:type="gramStart"/>
-      <w:r>
-        <w:t>period of time</w:t>
-      </w:r>
-      <w:proofErr w:type="gramEnd"/>
-      <w:r>
-        <w:t xml:space="preserve">, ∆t, to charge the capacitor C. When diode turns off, </w:t>
-      </w:r>
-      <w:proofErr w:type="gramStart"/>
-      <w:r>
-        <w:t>the capacitor</w:t>
-      </w:r>
-      <w:proofErr w:type="gramEnd"/>
-      <w:r>
-        <w:t xml:space="preserve"> C is discharged through R. At the end of the discharge period, </w:t>
-      </w:r>
-      <w:proofErr w:type="spellStart"/>
-      <w:r>
-        <w:t>v</w:t>
+        <w:t>The diode only conducts for a brief period of time, ∆t, to charge the capacitor C. When diode turns off, the capacitor C is discharged through R. At the end of the discharge period, v</w:t>
       </w:r>
       <w:r>
         <w:rPr>
@@ -3601,13 +3515,8 @@
         </w:rPr>
         <w:t>O</w:t>
       </w:r>
-      <w:proofErr w:type="spellEnd"/>
-      <w:r>
-        <w:t xml:space="preserve"> = </w:t>
-      </w:r>
-      <w:proofErr w:type="spellStart"/>
-      <w:r>
-        <w:t>v</w:t>
+      <w:r>
+        <w:t xml:space="preserve"> = v</w:t>
       </w:r>
       <w:r>
         <w:rPr>
@@ -3615,13 +3524,8 @@
         </w:rPr>
         <w:t>P</w:t>
       </w:r>
-      <w:proofErr w:type="spellEnd"/>
-      <w:r>
-        <w:t xml:space="preserve"> – </w:t>
-      </w:r>
-      <w:proofErr w:type="spellStart"/>
-      <w:r>
-        <w:t>v</w:t>
+      <w:r>
+        <w:t xml:space="preserve"> – v</w:t>
       </w:r>
       <w:r>
         <w:rPr>
@@ -3629,7 +3533,6 @@
         </w:rPr>
         <w:t>r</w:t>
       </w:r>
-      <w:proofErr w:type="spellEnd"/>
       <w:r>
         <w:t>. If RC &gt;&gt; T, then</w:t>
       </w:r>
@@ -3637,15 +3540,7 @@
         <w:t xml:space="preserve"> if</w:t>
       </w:r>
       <w:r>
-        <w:t xml:space="preserve"> </w:t>
-      </w:r>
-      <w:proofErr w:type="spellStart"/>
-      <w:r>
-        <w:t>Vr</w:t>
-      </w:r>
-      <w:proofErr w:type="spellEnd"/>
-      <w:r>
-        <w:t xml:space="preserve"> is small enough and I</w:t>
+        <w:t xml:space="preserve"> Vr is small enough and I</w:t>
       </w:r>
       <w:r>
         <w:rPr>
@@ -4512,7 +4407,6 @@
         </w:rPr>
         <w:t> edition) by Sedra &amp; Smith, </w:t>
       </w:r>
-      <w:proofErr w:type="spellStart"/>
       <w:r>
         <w:rPr>
           <w:rStyle w:val="spellingerror"/>
@@ -4522,7 +4416,6 @@
         </w:rPr>
         <w:t>pags</w:t>
       </w:r>
-      <w:proofErr w:type="spellEnd"/>
       <w:r>
         <w:rPr>
           <w:rStyle w:val="normaltextrun"/>
@@ -4668,12 +4561,13 @@
       </w:r>
     </w:p>
     <w:p>
-      <w:r>
-        <w:t>A</w:t>
-      </w:r>
-      <w:r>
-        <w:t xml:space="preserve">. </w:t>
-      </w:r>
+      <w:pPr>
+        <w:pStyle w:val="ListParagraph"/>
+        <w:numPr>
+          <w:ilvl w:val="0"/>
+          <w:numId w:val="3"/>
+        </w:numPr>
+      </w:pPr>
       <w:r>
         <w:t xml:space="preserve">Build the circuit illustrated in </w:t>
       </w:r>
@@ -4693,18 +4587,10 @@
         <w:t xml:space="preserve">to </w:t>
       </w:r>
       <w:r>
-        <w:t xml:space="preserve">apply </w:t>
-      </w:r>
-      <w:proofErr w:type="gramStart"/>
-      <w:r>
-        <w:t>a sin</w:t>
-      </w:r>
-      <w:r>
-        <w:t>usoidal</w:t>
-      </w:r>
-      <w:proofErr w:type="gramEnd"/>
-      <w:r>
-        <w:t xml:space="preserve"> excitation</w:t>
+        <w:t>apply a sin</w:t>
+      </w:r>
+      <w:r>
+        <w:t>usoidal excitation</w:t>
       </w:r>
       <w:r>
         <w:t xml:space="preserve"> with an amplitude of </w:t>
@@ -4730,31 +4616,139 @@
       <w:r>
         <w:t>.</w:t>
       </w:r>
+    </w:p>
+    <w:p>
+      <w:pPr>
+        <w:pStyle w:val="ListParagraph"/>
+      </w:pPr>
+      <w:r>
+        <w:t>Input:</w:t>
+      </w:r>
       <w:r>
         <w:br/>
       </w:r>
       <w:r>
+        <w:drawing>
+          <wp:inline distT="0" distB="0" distL="0" distR="0" wp14:anchorId="35EC2583" wp14:editId="7824A852">
+            <wp:extent cx="5943600" cy="3446780"/>
+            <wp:effectExtent l="0" t="0" r="0" b="1270"/>
+            <wp:docPr id="1977419332" name="Picture 1" descr="A screen shot of a graph&#10;&#10;AI-generated content may be incorrect."/>
+            <wp:cNvGraphicFramePr>
+              <a:graphicFrameLocks xmlns:a="http://schemas.openxmlformats.org/drawingml/2006/main" noChangeAspect="1"/>
+            </wp:cNvGraphicFramePr>
+            <a:graphic xmlns:a="http://schemas.openxmlformats.org/drawingml/2006/main">
+              <a:graphicData uri="http://schemas.openxmlformats.org/drawingml/2006/picture">
+                <pic:pic xmlns:pic="http://schemas.openxmlformats.org/drawingml/2006/picture">
+                  <pic:nvPicPr>
+                    <pic:cNvPr id="1977419332" name="Picture 1" descr="A screen shot of a graph&#10;&#10;AI-generated content may be incorrect."/>
+                    <pic:cNvPicPr/>
+                  </pic:nvPicPr>
+                  <pic:blipFill>
+                    <a:blip r:embed="rId9"/>
+                    <a:stretch>
+                      <a:fillRect/>
+                    </a:stretch>
+                  </pic:blipFill>
+                  <pic:spPr>
+                    <a:xfrm>
+                      <a:off x="0" y="0"/>
+                      <a:ext cx="5943600" cy="3446780"/>
+                    </a:xfrm>
+                    <a:prstGeom prst="rect">
+                      <a:avLst/>
+                    </a:prstGeom>
+                  </pic:spPr>
+                </pic:pic>
+              </a:graphicData>
+            </a:graphic>
+          </wp:inline>
+        </w:drawing>
+      </w:r>
+    </w:p>
+    <w:p>
+      <w:pPr>
+        <w:pStyle w:val="ListParagraph"/>
+      </w:pPr>
+      <w:r>
+        <w:t>Output:</w:t>
+      </w:r>
+      <w:r>
         <w:br/>
-        <w:t>VR (multimeter)________</w:t>
-      </w:r>
-      <w:r>
-        <w:t>1.</w:t>
-      </w:r>
-      <w:r>
-        <w:t>597</w:t>
-      </w:r>
-      <w:r>
-        <w:t>____</w:t>
+      </w:r>
+      <w:r>
+        <w:drawing>
+          <wp:inline distT="0" distB="0" distL="0" distR="0" wp14:anchorId="2BBEB158" wp14:editId="681A99C7">
+            <wp:extent cx="5943600" cy="2837815"/>
+            <wp:effectExtent l="0" t="0" r="0" b="635"/>
+            <wp:docPr id="1747631252" name="Picture 1" descr="A screen shot of a graph&#10;&#10;AI-generated content may be incorrect."/>
+            <wp:cNvGraphicFramePr>
+              <a:graphicFrameLocks xmlns:a="http://schemas.openxmlformats.org/drawingml/2006/main" noChangeAspect="1"/>
+            </wp:cNvGraphicFramePr>
+            <a:graphic xmlns:a="http://schemas.openxmlformats.org/drawingml/2006/main">
+              <a:graphicData uri="http://schemas.openxmlformats.org/drawingml/2006/picture">
+                <pic:pic xmlns:pic="http://schemas.openxmlformats.org/drawingml/2006/picture">
+                  <pic:nvPicPr>
+                    <pic:cNvPr id="1442239136" name="Picture 1" descr="A screen shot of a graph&#10;&#10;AI-generated content may be incorrect."/>
+                    <pic:cNvPicPr/>
+                  </pic:nvPicPr>
+                  <pic:blipFill>
+                    <a:blip r:embed="rId10"/>
+                    <a:stretch>
+                      <a:fillRect/>
+                    </a:stretch>
+                  </pic:blipFill>
+                  <pic:spPr>
+                    <a:xfrm>
+                      <a:off x="0" y="0"/>
+                      <a:ext cx="5943600" cy="2837815"/>
+                    </a:xfrm>
+                    <a:prstGeom prst="rect">
+                      <a:avLst/>
+                    </a:prstGeom>
+                  </pic:spPr>
+                </pic:pic>
+              </a:graphicData>
+            </a:graphic>
+          </wp:inline>
+        </w:drawing>
       </w:r>
       <w:r>
         <w:br/>
-        <w:t>VR (oscilloscope)______</w:t>
-      </w:r>
-      <w:r>
-        <w:t>1.627</w:t>
-      </w:r>
-      <w:r>
-        <w:t>__________</w:t>
+      </w:r>
+      <w:r>
+        <w:lastRenderedPageBreak/>
+        <w:t>VR (multimeter)</w:t>
+      </w:r>
+      <w:r>
+        <w:t xml:space="preserve">: </w:t>
+      </w:r>
+      <w:r>
+        <w:rPr>
+          <w:b/>
+          <w:bCs/>
+        </w:rPr>
+        <w:t>1.530Vrms</w:t>
+      </w:r>
+      <w:r>
+        <w:br/>
+        <w:t>VR (oscilloscope)</w:t>
+      </w:r>
+      <w:r>
+        <w:t xml:space="preserve">: </w:t>
+      </w:r>
+      <w:r>
+        <w:rPr>
+          <w:b/>
+          <w:bCs/>
+        </w:rPr>
+        <w:t>1.878V</w:t>
+      </w:r>
+      <w:r>
+        <w:rPr>
+          <w:b/>
+          <w:bCs/>
+        </w:rPr>
+        <w:t>rms</w:t>
       </w:r>
     </w:p>
     <w:p>
@@ -4782,7 +4776,7 @@
                     <pic:cNvPicPr/>
                   </pic:nvPicPr>
                   <pic:blipFill>
-                    <a:blip r:embed="rId9"/>
+                    <a:blip r:embed="rId11"/>
                     <a:stretch>
                       <a:fillRect/>
                     </a:stretch>
@@ -4837,6 +4831,13 @@
       </w:r>
     </w:p>
     <w:p>
+      <w:pPr>
+        <w:pStyle w:val="ListParagraph"/>
+        <w:numPr>
+          <w:ilvl w:val="0"/>
+          <w:numId w:val="5"/>
+        </w:numPr>
+      </w:pPr>
       <w:r>
         <w:t xml:space="preserve">What is the difference between </w:t>
       </w:r>
@@ -4849,264 +4850,413 @@
       <w:r>
         <w:t>? Explain your answer.</w:t>
       </w:r>
+    </w:p>
+    <w:p>
+      <w:pPr>
+        <w:pStyle w:val="ListParagraph"/>
+        <w:numPr>
+          <w:ilvl w:val="1"/>
+          <w:numId w:val="5"/>
+        </w:numPr>
+      </w:pPr>
+      <w:r>
+        <w:t>The oscilloscope reports true RMS (AC + DC), while the multimeter in AC mode removes the DC component and reports AC-only RMS. The difference is therefore due to the ~1.06 V DC present in the waveform.</w:t>
+      </w:r>
+    </w:p>
+    <w:p>
+      <w:pPr>
+        <w:pStyle w:val="ListParagraph"/>
+        <w:numPr>
+          <w:ilvl w:val="0"/>
+          <w:numId w:val="5"/>
+        </w:numPr>
+      </w:pPr>
+      <w:r>
+        <w:t>M</w:t>
+      </w:r>
+      <w:r>
+        <w:t>easure the DC voltage across the 1k</w:t>
+      </w:r>
+      <w:r>
+        <w:t>Ω</w:t>
+      </w:r>
+      <w:r>
+        <w:t xml:space="preserve"> resistor.</w:t>
+      </w:r>
+    </w:p>
+    <w:p>
+      <w:pPr>
+        <w:pStyle w:val="ListParagraph"/>
+        <w:numPr>
+          <w:ilvl w:val="1"/>
+          <w:numId w:val="5"/>
+        </w:numPr>
+      </w:pPr>
+      <w:r>
+        <w:t>VR (DC</w:t>
+      </w:r>
+      <w:r>
+        <w:t>-measured</w:t>
+      </w:r>
+      <w:r>
+        <w:t>)</w:t>
+      </w:r>
+      <w:r>
+        <w:t>:</w:t>
+      </w:r>
+      <w:r>
+        <w:t xml:space="preserve"> </w:t>
+      </w:r>
+      <w:r>
+        <w:rPr>
+          <w:b/>
+          <w:bCs/>
+        </w:rPr>
+        <w:t>1.05</w:t>
+      </w:r>
+      <w:r>
+        <w:rPr>
+          <w:b/>
+          <w:bCs/>
+        </w:rPr>
+        <w:t>5V (cycle mean</w:t>
+      </w:r>
+      <w:r>
+        <w:t>)</w:t>
+      </w:r>
+    </w:p>
+    <w:p>
+      <w:pPr>
+        <w:pStyle w:val="ListParagraph"/>
+        <w:numPr>
+          <w:ilvl w:val="0"/>
+          <w:numId w:val="5"/>
+        </w:numPr>
+      </w:pPr>
+      <w:r>
+        <w:rPr>
+          <w:noProof/>
+          <w:position w:val="-28"/>
+        </w:rPr>
+        <w:drawing>
+          <wp:anchor distT="0" distB="0" distL="114300" distR="114300" simplePos="0" relativeHeight="251658240" behindDoc="1" locked="0" layoutInCell="1" allowOverlap="1" wp14:anchorId="2EF10BB1" wp14:editId="5F8CE213">
+            <wp:simplePos x="0" y="0"/>
+            <wp:positionH relativeFrom="margin">
+              <wp:align>center</wp:align>
+            </wp:positionH>
+            <wp:positionV relativeFrom="paragraph">
+              <wp:posOffset>254635</wp:posOffset>
+            </wp:positionV>
+            <wp:extent cx="2743200" cy="523875"/>
+            <wp:effectExtent l="0" t="0" r="0" b="9525"/>
+            <wp:wrapTopAndBottom/>
+            <wp:docPr id="252679016" name="Picture 252679016" descr="{&quot;mathml&quot;:&quot;&lt;math style=\&quot;font-family:stix;font-size:16px;\&quot; xmlns=\&quot;http://www.w3.org/1998/Math/MathML\&quot;&gt;&lt;msub&gt;&lt;mi&gt;V&lt;/mi&gt;&lt;mrow&gt;&lt;mi&gt;D&lt;/mi&gt;&lt;mi&gt;C&lt;/mi&gt;&lt;/mrow&gt;&lt;/msub&gt;&lt;mo&gt;&amp;#x2248;&lt;/mo&gt;&lt;mfrac&gt;&lt;msub&gt;&lt;mi&gt;V&lt;/mi&gt;&lt;mi&gt;p&lt;/mi&gt;&lt;/msub&gt;&lt;mi mathvariant=\&quot;normal\&quot;&gt;&amp;#x3C0;&lt;/mi&gt;&lt;/mfrac&gt;&lt;mo&gt;&amp;#x2248;&lt;/mo&gt;&lt;mfrac&gt;&lt;mrow&gt;&lt;mn&gt;3&lt;/mn&gt;&lt;mo&gt;.&lt;/mo&gt;&lt;mn&gt;914&lt;/mn&gt;&lt;mi&gt;V&lt;/mi&gt;&lt;/mrow&gt;&lt;mi mathvariant=\&quot;normal\&quot;&gt;&amp;#x3C0;&lt;/mi&gt;&lt;/mfrac&gt;&lt;mo&gt;&amp;#x2248;&lt;/mo&gt;&lt;mn&gt;1&lt;/mn&gt;&lt;mo&gt;.&lt;/mo&gt;&lt;mn&gt;246&lt;/mn&gt;&lt;mi&gt;V&lt;/mi&gt;&lt;/math&gt;&quot;,&quot;origin&quot;:&quot;MathType Legacy&quot;,&quot;version&quot;:&quot;v3.18.2&quot;}" title="V subscript D C end subscript almost equal to V subscript p over straight pi almost equal to fraction numerator 3.914 V over denominator straight pi end fraction almost equal to 1.246 V"/>
+            <wp:cNvGraphicFramePr>
+              <a:graphicFrameLocks xmlns:a="http://schemas.openxmlformats.org/drawingml/2006/main" noChangeAspect="1"/>
+            </wp:cNvGraphicFramePr>
+            <a:graphic xmlns:a="http://schemas.openxmlformats.org/drawingml/2006/main">
+              <a:graphicData uri="http://schemas.openxmlformats.org/drawingml/2006/picture">
+                <pic:pic xmlns:pic="http://schemas.openxmlformats.org/drawingml/2006/picture">
+                  <pic:nvPicPr>
+                    <pic:cNvPr id="1" name="Picture 1" descr="{&quot;mathml&quot;:&quot;&lt;math style=\&quot;font-family:stix;font-size:16px;\&quot; xmlns=\&quot;http://www.w3.org/1998/Math/MathML\&quot;&gt;&lt;msub&gt;&lt;mi&gt;V&lt;/mi&gt;&lt;mrow&gt;&lt;mi&gt;D&lt;/mi&gt;&lt;mi&gt;C&lt;/mi&gt;&lt;/mrow&gt;&lt;/msub&gt;&lt;mo&gt;&amp;#x2248;&lt;/mo&gt;&lt;mfrac&gt;&lt;msub&gt;&lt;mi&gt;V&lt;/mi&gt;&lt;mi&gt;p&lt;/mi&gt;&lt;/msub&gt;&lt;mi mathvariant=\&quot;normal\&quot;&gt;&amp;#x3C0;&lt;/mi&gt;&lt;/mfrac&gt;&lt;mo&gt;&amp;#x2248;&lt;/mo&gt;&lt;mfrac&gt;&lt;mrow&gt;&lt;mn&gt;3&lt;/mn&gt;&lt;mo&gt;.&lt;/mo&gt;&lt;mn&gt;914&lt;/mn&gt;&lt;mi&gt;V&lt;/mi&gt;&lt;/mrow&gt;&lt;mi mathvariant=\&quot;normal\&quot;&gt;&amp;#x3C0;&lt;/mi&gt;&lt;/mfrac&gt;&lt;mo&gt;&amp;#x2248;&lt;/mo&gt;&lt;mn&gt;1&lt;/mn&gt;&lt;mo&gt;.&lt;/mo&gt;&lt;mn&gt;246&lt;/mn&gt;&lt;mi&gt;V&lt;/mi&gt;&lt;/math&gt;&quot;,&quot;origin&quot;:&quot;MathType Legacy&quot;,&quot;version&quot;:&quot;v3.18.2&quot;}" title="V subscript D C end subscript almost equal to V subscript p over straight pi almost equal to fraction numerator 3.914 V over denominator straight pi end fraction almost equal to 1.246 V"/>
+                    <pic:cNvPicPr/>
+                  </pic:nvPicPr>
+                  <pic:blipFill>
+                    <a:blip r:embed="rId12" cstate="print">
+                      <a:extLst>
+                        <a:ext uri="{28A0092B-C50C-407E-A947-70E740481C1C}">
+                          <a14:useLocalDpi xmlns:a14="http://schemas.microsoft.com/office/drawing/2010/main" val="0"/>
+                        </a:ext>
+                      </a:extLst>
+                    </a:blip>
+                    <a:stretch>
+                      <a:fillRect/>
+                    </a:stretch>
+                  </pic:blipFill>
+                  <pic:spPr>
+                    <a:xfrm>
+                      <a:off x="0" y="0"/>
+                      <a:ext cx="2743200" cy="523875"/>
+                    </a:xfrm>
+                    <a:prstGeom prst="rect">
+                      <a:avLst/>
+                    </a:prstGeom>
+                  </pic:spPr>
+                </pic:pic>
+              </a:graphicData>
+            </a:graphic>
+          </wp:anchor>
+        </w:drawing>
+      </w:r>
+      <w:r>
+        <w:t>Calculate the DC component of the output signal and compare it to the measured value.</w:t>
+      </w:r>
+    </w:p>
+    <w:p>
       <w:r>
         <w:br/>
-        <w:t>~0.03V Difference. T</w:t>
-      </w:r>
-      <w:r>
-        <w:t xml:space="preserve">he oscilloscope calculates </w:t>
-      </w:r>
-      <w:r>
-        <w:rPr>
-          <w:i/>
-          <w:iCs/>
-        </w:rPr>
-        <w:t>true RMS</w:t>
-      </w:r>
-      <w:r>
-        <w:t xml:space="preserve"> directly from the waveform, while the multimeter may make assumptions about the waveform shape</w:t>
-      </w:r>
-      <w:r>
-        <w:t>. T</w:t>
-      </w:r>
-      <w:r>
-        <w:t>he half-wave rectified signal is not purely sinusoidal, so the oscilloscope is more accurate.</w:t>
-      </w:r>
-    </w:p>
-    <w:p>
-      <w:r>
-        <w:t>B</w:t>
+      </w:r>
+    </w:p>
+    <w:p>
+      <w:pPr>
+        <w:pStyle w:val="ListParagraph"/>
+        <w:numPr>
+          <w:ilvl w:val="0"/>
+          <w:numId w:val="5"/>
+        </w:numPr>
+        <w:rPr>
+          <w:noProof/>
+        </w:rPr>
+      </w:pPr>
+      <w:r>
+        <w:t>Does the 1N4148 diode meet the requirement of the PIV (including the 50% of safety margin</w:t>
+      </w:r>
+      <w:r>
+        <w:rPr>
+          <w:noProof/>
+        </w:rPr>
+        <w:t>)?</w:t>
+      </w:r>
+    </w:p>
+    <w:p>
+      <w:pPr>
+        <w:pStyle w:val="ListParagraph"/>
+        <w:numPr>
+          <w:ilvl w:val="1"/>
+          <w:numId w:val="5"/>
+        </w:numPr>
+      </w:pPr>
+      <w:r>
+        <w:rPr>
+          <w:noProof/>
+        </w:rPr>
+        <w:t>The 1N4148 has a Reverse Breakdown Voltage of 100V. The Peak Inverse Voltage, or PIV for this circuit is simply 10V, which is 10% of this rating. Therefore, it heavily passes the requirement.</w:t>
+      </w:r>
+    </w:p>
+    <w:p>
+      <w:pPr>
+        <w:pStyle w:val="ListParagraph"/>
+        <w:numPr>
+          <w:ilvl w:val="0"/>
+          <w:numId w:val="5"/>
+        </w:numPr>
+      </w:pPr>
+      <w:r>
+        <w:t>Decrease the amplitude to 2V peak-to-peak, measure and calculate the DC component of the signal.</w:t>
+      </w:r>
+    </w:p>
+    <w:p>
+      <w:pPr>
+        <w:pStyle w:val="ListParagraph"/>
+      </w:pPr>
+      <w:r>
+        <w:lastRenderedPageBreak/>
+        <w:drawing>
+          <wp:inline distT="0" distB="0" distL="0" distR="0" wp14:anchorId="137E3B6C" wp14:editId="00D192A1">
+            <wp:extent cx="5943600" cy="3404235"/>
+            <wp:effectExtent l="0" t="0" r="0" b="5715"/>
+            <wp:docPr id="1220424312" name="Picture 1" descr="A screen shot of a computer&#10;&#10;AI-generated content may be incorrect."/>
+            <wp:cNvGraphicFramePr>
+              <a:graphicFrameLocks xmlns:a="http://schemas.openxmlformats.org/drawingml/2006/main" noChangeAspect="1"/>
+            </wp:cNvGraphicFramePr>
+            <a:graphic xmlns:a="http://schemas.openxmlformats.org/drawingml/2006/main">
+              <a:graphicData uri="http://schemas.openxmlformats.org/drawingml/2006/picture">
+                <pic:pic xmlns:pic="http://schemas.openxmlformats.org/drawingml/2006/picture">
+                  <pic:nvPicPr>
+                    <pic:cNvPr id="1220424312" name="Picture 1" descr="A screen shot of a computer&#10;&#10;AI-generated content may be incorrect."/>
+                    <pic:cNvPicPr/>
+                  </pic:nvPicPr>
+                  <pic:blipFill>
+                    <a:blip r:embed="rId13"/>
+                    <a:stretch>
+                      <a:fillRect/>
+                    </a:stretch>
+                  </pic:blipFill>
+                  <pic:spPr>
+                    <a:xfrm>
+                      <a:off x="0" y="0"/>
+                      <a:ext cx="5943600" cy="3404235"/>
+                    </a:xfrm>
+                    <a:prstGeom prst="rect">
+                      <a:avLst/>
+                    </a:prstGeom>
+                  </pic:spPr>
+                </pic:pic>
+              </a:graphicData>
+            </a:graphic>
+          </wp:inline>
+        </w:drawing>
+      </w:r>
+      <w:r>
+        <w:br/>
+        <w:t>VR (@2V-measured</w:t>
+      </w:r>
+      <w:r>
+        <w:rPr>
+          <w:b/>
+          <w:bCs/>
+        </w:rPr>
+        <w:t>)</w:t>
+      </w:r>
+      <w:r>
+        <w:rPr>
+          <w:b/>
+          <w:bCs/>
+        </w:rPr>
+        <w:t xml:space="preserve">: </w:t>
+      </w:r>
+      <w:r>
+        <w:rPr>
+          <w:b/>
+          <w:bCs/>
+        </w:rPr>
+        <w:t>58.819m</w:t>
+      </w:r>
+      <w:r>
+        <w:rPr>
+          <w:b/>
+          <w:bCs/>
+        </w:rPr>
+        <w:t>Vdc measured</w:t>
+      </w:r>
+      <w:r>
+        <w:rPr>
+          <w:b/>
+          <w:bCs/>
+        </w:rPr>
+        <w:t xml:space="preserve"> (Mean)</w:t>
+      </w:r>
+      <w:r>
+        <w:br/>
+        <w:t>VR (@2V-calculated)</w:t>
+      </w:r>
+      <w:r>
+        <w:t xml:space="preserve">: </w:t>
+      </w:r>
+      <w:r>
+        <w:rPr>
+          <w:noProof/>
+          <w:position w:val="-28"/>
+        </w:rPr>
+        <w:drawing>
+          <wp:inline distT="0" distB="0" distL="0" distR="0" wp14:anchorId="7B8A9357" wp14:editId="29AF22B0">
+            <wp:extent cx="2854960" cy="524256"/>
+            <wp:effectExtent l="0" t="0" r="0" b="0"/>
+            <wp:docPr id="1021617562" name="Picture 1021617562" descr="{&quot;mathml&quot;:&quot;&lt;math style=\&quot;font-family:stix;font-size:16px;\&quot; xmlns=\&quot;http://www.w3.org/1998/Math/MathML\&quot;&gt;&lt;msub&gt;&lt;mi&gt;V&lt;/mi&gt;&lt;mrow&gt;&lt;mi&gt;D&lt;/mi&gt;&lt;mi&gt;C&lt;/mi&gt;&lt;/mrow&gt;&lt;/msub&gt;&lt;mo&gt;&amp;#x2248;&lt;/mo&gt;&lt;mfrac&gt;&lt;msub&gt;&lt;mi&gt;V&lt;/mi&gt;&lt;mi&gt;p&lt;/mi&gt;&lt;/msub&gt;&lt;mi mathvariant=\&quot;normal\&quot;&gt;&amp;#x3C0;&lt;/mi&gt;&lt;/mfrac&gt;&lt;mo&gt;&amp;#x2248;&lt;/mo&gt;&lt;mfrac&gt;&lt;mrow&gt;&lt;mn&gt;338&lt;/mn&gt;&lt;mi&gt;m&lt;/mi&gt;&lt;mi&gt;V&lt;/mi&gt;&lt;/mrow&gt;&lt;mi mathvariant=\&quot;normal\&quot;&gt;&amp;#x3C0;&lt;/mi&gt;&lt;/mfrac&gt;&lt;mo&gt;&amp;#x2248;&lt;/mo&gt;&lt;mn&gt;107&lt;/mn&gt;&lt;mo&gt;.&lt;/mo&gt;&lt;mn&gt;6&lt;/mn&gt;&lt;mi&gt;m&lt;/mi&gt;&lt;mi&gt;V&lt;/mi&gt;&lt;/math&gt;&quot;,&quot;origin&quot;:&quot;MathType Legacy&quot;,&quot;version&quot;:&quot;v3.18.2&quot;}" title="V subscript D C end subscript almost equal to V subscript p over straight pi almost equal to fraction numerator 338 m V over denominator straight pi end fraction almost equal to 107.6 m V"/>
+            <wp:cNvGraphicFramePr>
+              <a:graphicFrameLocks xmlns:a="http://schemas.openxmlformats.org/drawingml/2006/main" noChangeAspect="1"/>
+            </wp:cNvGraphicFramePr>
+            <a:graphic xmlns:a="http://schemas.openxmlformats.org/drawingml/2006/main">
+              <a:graphicData uri="http://schemas.openxmlformats.org/drawingml/2006/picture">
+                <pic:pic xmlns:pic="http://schemas.openxmlformats.org/drawingml/2006/picture">
+                  <pic:nvPicPr>
+                    <pic:cNvPr id="1" name="Picture 1" descr="{&quot;mathml&quot;:&quot;&lt;math style=\&quot;font-family:stix;font-size:16px;\&quot; xmlns=\&quot;http://www.w3.org/1998/Math/MathML\&quot;&gt;&lt;msub&gt;&lt;mi&gt;V&lt;/mi&gt;&lt;mrow&gt;&lt;mi&gt;D&lt;/mi&gt;&lt;mi&gt;C&lt;/mi&gt;&lt;/mrow&gt;&lt;/msub&gt;&lt;mo&gt;&amp;#x2248;&lt;/mo&gt;&lt;mfrac&gt;&lt;msub&gt;&lt;mi&gt;V&lt;/mi&gt;&lt;mi&gt;p&lt;/mi&gt;&lt;/msub&gt;&lt;mi mathvariant=\&quot;normal\&quot;&gt;&amp;#x3C0;&lt;/mi&gt;&lt;/mfrac&gt;&lt;mo&gt;&amp;#x2248;&lt;/mo&gt;&lt;mfrac&gt;&lt;mrow&gt;&lt;mn&gt;338&lt;/mn&gt;&lt;mi&gt;m&lt;/mi&gt;&lt;mi&gt;V&lt;/mi&gt;&lt;/mrow&gt;&lt;mi mathvariant=\&quot;normal\&quot;&gt;&amp;#x3C0;&lt;/mi&gt;&lt;/mfrac&gt;&lt;mo&gt;&amp;#x2248;&lt;/mo&gt;&lt;mn&gt;107&lt;/mn&gt;&lt;mo&gt;.&lt;/mo&gt;&lt;mn&gt;6&lt;/mn&gt;&lt;mi&gt;m&lt;/mi&gt;&lt;mi&gt;V&lt;/mi&gt;&lt;/math&gt;&quot;,&quot;origin&quot;:&quot;MathType Legacy&quot;,&quot;version&quot;:&quot;v3.18.2&quot;}" title="V subscript D C end subscript almost equal to V subscript p over straight pi almost equal to fraction numerator 338 m V over denominator straight pi end fraction almost equal to 107.6 m V"/>
+                    <pic:cNvPicPr/>
+                  </pic:nvPicPr>
+                  <pic:blipFill>
+                    <a:blip r:embed="rId14" cstate="print">
+                      <a:extLst>
+                        <a:ext uri="{28A0092B-C50C-407E-A947-70E740481C1C}">
+                          <a14:useLocalDpi xmlns:a14="http://schemas.microsoft.com/office/drawing/2010/main" val="0"/>
+                        </a:ext>
+                      </a:extLst>
+                    </a:blip>
+                    <a:stretch>
+                      <a:fillRect/>
+                    </a:stretch>
+                  </pic:blipFill>
+                  <pic:spPr>
+                    <a:xfrm>
+                      <a:off x="0" y="0"/>
+                      <a:ext cx="2854960" cy="524256"/>
+                    </a:xfrm>
+                    <a:prstGeom prst="rect">
+                      <a:avLst/>
+                    </a:prstGeom>
+                  </pic:spPr>
+                </pic:pic>
+              </a:graphicData>
+            </a:graphic>
+          </wp:inline>
+        </w:drawing>
+      </w:r>
+    </w:p>
+    <w:p>
+      <w:pPr>
+        <w:pStyle w:val="ListParagraph"/>
+        <w:numPr>
+          <w:ilvl w:val="0"/>
+          <w:numId w:val="5"/>
+        </w:numPr>
+      </w:pPr>
+      <w:r>
+        <w:t>Why is the DC calculation closer to the experimental value for V</w:t>
+      </w:r>
+      <w:r>
+        <w:rPr>
+          <w:vertAlign w:val="subscript"/>
+        </w:rPr>
+        <w:t>signal</w:t>
+      </w:r>
+      <w:r>
+        <w:t xml:space="preserve"> = 10V?</w:t>
+      </w:r>
+    </w:p>
+    <w:p>
+      <w:pPr>
+        <w:pStyle w:val="ListParagraph"/>
+        <w:numPr>
+          <w:ilvl w:val="1"/>
+          <w:numId w:val="5"/>
+        </w:numPr>
+      </w:pPr>
+      <w:r>
+        <w:t>At 10 Vpp, the diode drop (0.7 V) is small relative to the peak (5 V)</w:t>
+      </w:r>
+      <w:r>
+        <w:t>, however, a</w:t>
+      </w:r>
+      <w:r>
+        <w:t>t 2 Vpp, the diode drop is a large fraction of the signal (0.7/1 ≈ 70%). Small variations in diode behavior, multimeter resolution, and waveform distortion dominate.</w:t>
+      </w:r>
+    </w:p>
+    <w:p/>
+    <w:p>
+      <w:pPr>
+        <w:pageBreakBefore/>
+      </w:pPr>
+      <w:r>
+        <w:lastRenderedPageBreak/>
+        <w:t xml:space="preserve">2- </w:t>
+      </w:r>
+      <w:r>
+        <w:t>Full-Wave Rectifier</w:t>
+      </w:r>
+      <w:r>
+        <w:t>/</w:t>
+      </w:r>
+      <w:r>
+        <w:t xml:space="preserve">Bridge Rectifier: </w:t>
+      </w:r>
+    </w:p>
+    <w:p>
+      <w:r>
+        <w:t>A</w:t>
       </w:r>
       <w:r>
         <w:t xml:space="preserve">. </w:t>
       </w:r>
       <w:r>
-        <w:t xml:space="preserve"> </w:t>
-      </w:r>
-      <w:r>
-        <w:t>M</w:t>
-      </w:r>
-      <w:r>
-        <w:t>easure the DC voltage across the 1k</w:t>
-      </w:r>
-      <w:r>
-        <w:t>Ω</w:t>
-      </w:r>
-      <w:r>
-        <w:t xml:space="preserve"> resistor.</w:t>
-      </w:r>
-    </w:p>
-    <w:p>
-      <w:r>
-        <w:t>VR (DC</w:t>
-      </w:r>
-      <w:r>
-        <w:t>-measured) _</w:t>
-      </w:r>
-      <w:r>
-        <w:t>____________</w:t>
-      </w:r>
-      <w:r>
-        <w:t>1.254</w:t>
-      </w:r>
-      <w:r>
-        <w:t>________________</w:t>
-      </w:r>
-    </w:p>
-    <w:p>
-      <w:r>
-        <w:t>Calculate the DC component of the output signal and compare it to the measured value.</w:t>
-      </w:r>
-      <w:r>
-        <w:br/>
-        <w:t>VR (DC-</w:t>
-      </w:r>
-      <w:r>
-        <w:t xml:space="preserve">calculated) </w:t>
-      </w:r>
-      <w:proofErr w:type="gramStart"/>
-      <w:r>
-        <w:t>_</w:t>
-      </w:r>
-      <w:r>
-        <w:t>___</w:t>
-      </w:r>
-      <w:r>
-        <w:t>~1.37V</w:t>
-      </w:r>
-      <w:proofErr w:type="gramEnd"/>
-      <w:r>
-        <w:t>___________</w:t>
-      </w:r>
-    </w:p>
-    <w:p>
-      <w:r>
-        <w:t>Does the 1N4148 diode meet the requirement of the PIV (including the 50</w:t>
-      </w:r>
-      <w:proofErr w:type="gramStart"/>
-      <w:r>
-        <w:t>% of</w:t>
-      </w:r>
-      <w:proofErr w:type="gramEnd"/>
-      <w:r>
-        <w:t xml:space="preserve"> safety margin</w:t>
-      </w:r>
-      <w:r>
-        <w:rPr>
-          <w:noProof/>
-        </w:rPr>
-        <w:t>)?</w:t>
-      </w:r>
-    </w:p>
-    <w:p>
-      <w:r>
-        <w:t>C. Decrease the amplitude to 2V peak-to-peak, measure and calculate the DC component of the signal.</w:t>
-      </w:r>
-      <w:r>
-        <w:br/>
-        <w:t>VR (@2V-</w:t>
-      </w:r>
-      <w:proofErr w:type="gramStart"/>
-      <w:r>
-        <w:t>measured)_</w:t>
-      </w:r>
-      <w:proofErr w:type="gramEnd"/>
-      <w:r>
-        <w:t>__</w:t>
-      </w:r>
-      <w:r>
-        <w:t>86.0</w:t>
-      </w:r>
-      <w:proofErr w:type="gramStart"/>
-      <w:r>
-        <w:t>mV</w:t>
-      </w:r>
-      <w:r>
-        <w:t>___</w:t>
-      </w:r>
-      <w:proofErr w:type="gramEnd"/>
-      <w:r>
-        <w:t>________</w:t>
-      </w:r>
-      <w:r>
-        <w:br/>
-        <w:t>VR (@2V-</w:t>
-      </w:r>
-      <w:proofErr w:type="gramStart"/>
-      <w:r>
-        <w:t>calculated)_</w:t>
-      </w:r>
-      <w:proofErr w:type="gramEnd"/>
-      <w:r>
-        <w:t>_____</w:t>
-      </w:r>
-      <w:r>
-        <w:t>~95mV</w:t>
-      </w:r>
-      <w:r>
-        <w:t>________________</w:t>
-      </w:r>
-    </w:p>
-    <w:p>
-      <w:r>
-        <w:t xml:space="preserve">Why is the DC calculation closer to the experimental value for </w:t>
-      </w:r>
-      <w:proofErr w:type="spellStart"/>
-      <w:r>
-        <w:t>V</w:t>
-      </w:r>
-      <w:r>
-        <w:rPr>
-          <w:vertAlign w:val="subscript"/>
-        </w:rPr>
-        <w:t>signal</w:t>
-      </w:r>
-      <w:proofErr w:type="spellEnd"/>
-      <w:r>
-        <w:t xml:space="preserve"> = 10V?</w:t>
-      </w:r>
-      <w:r>
-        <w:br/>
-      </w:r>
-      <w:r>
-        <w:t xml:space="preserve">At 10 </w:t>
-      </w:r>
-      <w:proofErr w:type="spellStart"/>
-      <w:r>
-        <w:t>Vpp</w:t>
-      </w:r>
-      <w:proofErr w:type="spellEnd"/>
-      <w:r>
-        <w:t>, the diode drop (0.7 V) is small relative to the peak (5 V). Errors due to diode modeling are proportionally small.</w:t>
-      </w:r>
-      <w:r>
-        <w:br/>
-      </w:r>
-      <w:r>
-        <w:t xml:space="preserve">At 2 </w:t>
-      </w:r>
-      <w:proofErr w:type="spellStart"/>
-      <w:r>
-        <w:t>Vpp</w:t>
-      </w:r>
-      <w:proofErr w:type="spellEnd"/>
-      <w:r>
-        <w:t>, the diode drop is a large fraction of the signal (0.7/1 ≈ 70%). Small variations in diode behavior, multimeter resolution, and waveform distortion dominate.</w:t>
-      </w:r>
-    </w:p>
-    <w:p/>
-    <w:p/>
-    <w:p/>
-    <w:p/>
-    <w:p/>
-    <w:p>
-      <w:r>
-        <w:t xml:space="preserve">2- </w:t>
-      </w:r>
-      <w:r>
-        <w:t>Full-Wave Rectifier</w:t>
-      </w:r>
-      <w:r>
-        <w:t>/</w:t>
-      </w:r>
-      <w:r>
-        <w:t xml:space="preserve">Bridge Rectifier: </w:t>
-      </w:r>
-    </w:p>
-    <w:p>
-      <w:r>
-        <w:t>A</w:t>
-      </w:r>
-      <w:r>
-        <w:t xml:space="preserve">. </w:t>
-      </w:r>
-      <w:r>
-        <w:t xml:space="preserve">Build the circuit shown in </w:t>
-      </w:r>
-      <w:proofErr w:type="gramStart"/>
-      <w:r>
-        <w:t xml:space="preserve">the </w:t>
-      </w:r>
-      <w:r>
-        <w:t>Figure</w:t>
-      </w:r>
-      <w:proofErr w:type="gramEnd"/>
-      <w:r>
-        <w:t xml:space="preserve"> </w:t>
+        <w:t xml:space="preserve">Build the circuit shown in the </w:t>
+      </w:r>
+      <w:r>
+        <w:t xml:space="preserve">Figure </w:t>
       </w:r>
       <w:r>
         <w:t>5</w:t>
       </w:r>
       <w:r>
-        <w:t xml:space="preserve">. Before connecting the transformer to your circuit, ask someone else to verify that your circuit </w:t>
-      </w:r>
-      <w:proofErr w:type="gramStart"/>
-      <w:r>
-        <w:t>match</w:t>
-      </w:r>
-      <w:proofErr w:type="gramEnd"/>
-      <w:r>
-        <w:t xml:space="preserve"> the schematic. Once you are certain about your circuit, your instructor will verify your circuit one more time and provide you with the transformer.  </w:t>
+        <w:t xml:space="preserve">. Before connecting the transformer to your circuit, ask someone else to verify that your circuit match the schematic. Once you are certain about your circuit, your instructor will verify your circuit one more time and provide you with the transformer.  </w:t>
       </w:r>
     </w:p>
     <w:p>
@@ -5135,7 +5285,7 @@
                     </pic:cNvPicPr>
                   </pic:nvPicPr>
                   <pic:blipFill>
-                    <a:blip r:embed="rId10">
+                    <a:blip r:embed="rId15">
                       <a:extLst>
                         <a:ext uri="{28A0092B-C50C-407E-A947-70E740481C1C}">
                           <a14:useLocalDpi xmlns:a14="http://schemas.microsoft.com/office/drawing/2010/main" val="0"/>
@@ -5201,9 +5351,13 @@
       </w:r>
     </w:p>
     <w:p>
-      <w:r>
-        <w:t xml:space="preserve">B. </w:t>
-      </w:r>
+      <w:pPr>
+        <w:pStyle w:val="ListParagraph"/>
+        <w:numPr>
+          <w:ilvl w:val="0"/>
+          <w:numId w:val="6"/>
+        </w:numPr>
+      </w:pPr>
       <w:r>
         <w:t xml:space="preserve">Measure the </w:t>
       </w:r>
@@ -5251,6 +5405,187 @@
       </w:r>
     </w:p>
     <w:p>
+      <w:pPr>
+        <w:pStyle w:val="ListParagraph"/>
+        <w:jc w:val="center"/>
+      </w:pPr>
+      <w:r>
+        <w:rPr>
+          <w:noProof/>
+        </w:rPr>
+        <w:drawing>
+          <wp:inline distT="0" distB="0" distL="0" distR="0" wp14:anchorId="092C6BFF" wp14:editId="1B682F2E">
+            <wp:extent cx="3049270" cy="2286000"/>
+            <wp:effectExtent l="0" t="0" r="0" b="0"/>
+            <wp:docPr id="976281880" name="Picture 1"/>
+            <wp:cNvGraphicFramePr>
+              <a:graphicFrameLocks xmlns:a="http://schemas.openxmlformats.org/drawingml/2006/main" noChangeAspect="1"/>
+            </wp:cNvGraphicFramePr>
+            <a:graphic xmlns:a="http://schemas.openxmlformats.org/drawingml/2006/main">
+              <a:graphicData uri="http://schemas.openxmlformats.org/drawingml/2006/picture">
+                <pic:pic xmlns:pic="http://schemas.openxmlformats.org/drawingml/2006/picture">
+                  <pic:nvPicPr>
+                    <pic:cNvPr id="0" name="Picture 1"/>
+                    <pic:cNvPicPr>
+                      <a:picLocks noChangeAspect="1" noChangeArrowheads="1"/>
+                    </pic:cNvPicPr>
+                  </pic:nvPicPr>
+                  <pic:blipFill>
+                    <a:blip r:embed="rId16">
+                      <a:extLst>
+                        <a:ext uri="{28A0092B-C50C-407E-A947-70E740481C1C}">
+                          <a14:useLocalDpi xmlns:a14="http://schemas.microsoft.com/office/drawing/2010/main" val="0"/>
+                        </a:ext>
+                      </a:extLst>
+                    </a:blip>
+                    <a:srcRect/>
+                    <a:stretch>
+                      <a:fillRect/>
+                    </a:stretch>
+                  </pic:blipFill>
+                  <pic:spPr bwMode="auto">
+                    <a:xfrm>
+                      <a:off x="0" y="0"/>
+                      <a:ext cx="3049270" cy="2286000"/>
+                    </a:xfrm>
+                    <a:prstGeom prst="rect">
+                      <a:avLst/>
+                    </a:prstGeom>
+                    <a:noFill/>
+                    <a:ln>
+                      <a:noFill/>
+                    </a:ln>
+                  </pic:spPr>
+                </pic:pic>
+              </a:graphicData>
+            </a:graphic>
+          </wp:inline>
+        </w:drawing>
+      </w:r>
+    </w:p>
+    <w:p>
+      <w:pPr>
+        <w:pStyle w:val="ListParagraph"/>
+        <w:jc w:val="center"/>
+      </w:pPr>
+      <w:r>
+        <w:rPr>
+          <w:noProof/>
+        </w:rPr>
+        <w:lastRenderedPageBreak/>
+        <w:drawing>
+          <wp:inline distT="0" distB="0" distL="0" distR="0" wp14:anchorId="43C6E649" wp14:editId="1F96E4CB">
+            <wp:extent cx="3049270" cy="2286000"/>
+            <wp:effectExtent l="0" t="0" r="0" b="0"/>
+            <wp:docPr id="1408830500" name="Picture 2"/>
+            <wp:cNvGraphicFramePr>
+              <a:graphicFrameLocks xmlns:a="http://schemas.openxmlformats.org/drawingml/2006/main" noChangeAspect="1"/>
+            </wp:cNvGraphicFramePr>
+            <a:graphic xmlns:a="http://schemas.openxmlformats.org/drawingml/2006/main">
+              <a:graphicData uri="http://schemas.openxmlformats.org/drawingml/2006/picture">
+                <pic:pic xmlns:pic="http://schemas.openxmlformats.org/drawingml/2006/picture">
+                  <pic:nvPicPr>
+                    <pic:cNvPr id="0" name="Picture 2"/>
+                    <pic:cNvPicPr>
+                      <a:picLocks noChangeAspect="1" noChangeArrowheads="1"/>
+                    </pic:cNvPicPr>
+                  </pic:nvPicPr>
+                  <pic:blipFill>
+                    <a:blip r:embed="rId17">
+                      <a:extLst>
+                        <a:ext uri="{28A0092B-C50C-407E-A947-70E740481C1C}">
+                          <a14:useLocalDpi xmlns:a14="http://schemas.microsoft.com/office/drawing/2010/main" val="0"/>
+                        </a:ext>
+                      </a:extLst>
+                    </a:blip>
+                    <a:srcRect/>
+                    <a:stretch>
+                      <a:fillRect/>
+                    </a:stretch>
+                  </pic:blipFill>
+                  <pic:spPr bwMode="auto">
+                    <a:xfrm>
+                      <a:off x="0" y="0"/>
+                      <a:ext cx="3049270" cy="2286000"/>
+                    </a:xfrm>
+                    <a:prstGeom prst="rect">
+                      <a:avLst/>
+                    </a:prstGeom>
+                    <a:noFill/>
+                    <a:ln>
+                      <a:noFill/>
+                    </a:ln>
+                  </pic:spPr>
+                </pic:pic>
+              </a:graphicData>
+            </a:graphic>
+          </wp:inline>
+        </w:drawing>
+      </w:r>
+    </w:p>
+    <w:p>
+      <w:pPr>
+        <w:pStyle w:val="ListParagraph"/>
+        <w:jc w:val="center"/>
+      </w:pPr>
+      <w:r>
+        <w:rPr>
+          <w:noProof/>
+        </w:rPr>
+        <w:drawing>
+          <wp:inline distT="0" distB="0" distL="0" distR="0" wp14:anchorId="7931ACAC" wp14:editId="3973E11D">
+            <wp:extent cx="3049270" cy="2286000"/>
+            <wp:effectExtent l="0" t="0" r="0" b="0"/>
+            <wp:docPr id="1348015095" name="Picture 3"/>
+            <wp:cNvGraphicFramePr>
+              <a:graphicFrameLocks xmlns:a="http://schemas.openxmlformats.org/drawingml/2006/main" noChangeAspect="1"/>
+            </wp:cNvGraphicFramePr>
+            <a:graphic xmlns:a="http://schemas.openxmlformats.org/drawingml/2006/main">
+              <a:graphicData uri="http://schemas.openxmlformats.org/drawingml/2006/picture">
+                <pic:pic xmlns:pic="http://schemas.openxmlformats.org/drawingml/2006/picture">
+                  <pic:nvPicPr>
+                    <pic:cNvPr id="0" name="Picture 3"/>
+                    <pic:cNvPicPr>
+                      <a:picLocks noChangeAspect="1" noChangeArrowheads="1"/>
+                    </pic:cNvPicPr>
+                  </pic:nvPicPr>
+                  <pic:blipFill>
+                    <a:blip r:embed="rId18">
+                      <a:extLst>
+                        <a:ext uri="{28A0092B-C50C-407E-A947-70E740481C1C}">
+                          <a14:useLocalDpi xmlns:a14="http://schemas.microsoft.com/office/drawing/2010/main" val="0"/>
+                        </a:ext>
+                      </a:extLst>
+                    </a:blip>
+                    <a:srcRect/>
+                    <a:stretch>
+                      <a:fillRect/>
+                    </a:stretch>
+                  </pic:blipFill>
+                  <pic:spPr bwMode="auto">
+                    <a:xfrm>
+                      <a:off x="0" y="0"/>
+                      <a:ext cx="3049270" cy="2286000"/>
+                    </a:xfrm>
+                    <a:prstGeom prst="rect">
+                      <a:avLst/>
+                    </a:prstGeom>
+                    <a:noFill/>
+                    <a:ln>
+                      <a:noFill/>
+                    </a:ln>
+                  </pic:spPr>
+                </pic:pic>
+              </a:graphicData>
+            </a:graphic>
+          </wp:inline>
+        </w:drawing>
+      </w:r>
+    </w:p>
+    <w:p>
+      <w:pPr>
+        <w:ind w:left="1440"/>
+      </w:pPr>
       <w:r>
         <w:t>V</w:t>
       </w:r>
@@ -5261,7 +5596,20 @@
         <w:t>IN</w:t>
       </w:r>
       <w:r>
-        <w:t>__________________________________</w:t>
+        <w:rPr>
+          <w:vertAlign w:val="subscript"/>
+        </w:rPr>
+        <w:t xml:space="preserve">: </w:t>
+      </w:r>
+      <w:r>
+        <w:rPr>
+          <w:b/>
+          <w:bCs/>
+        </w:rPr>
+        <w:t>15.9V</w:t>
+      </w:r>
+      <w:r>
+        <w:t xml:space="preserve"> </w:t>
       </w:r>
       <w:r>
         <w:br/>
@@ -5274,7 +5622,17 @@
         <w:t>OUT</w:t>
       </w:r>
       <w:r>
-        <w:t xml:space="preserve"> (maximum) ________________________</w:t>
+        <w:t xml:space="preserve"> (maximum)</w:t>
+      </w:r>
+      <w:r>
+        <w:t xml:space="preserve">: </w:t>
+      </w:r>
+      <w:r>
+        <w:rPr>
+          <w:b/>
+          <w:bCs/>
+        </w:rPr>
+        <w:t>10.8Vmax</w:t>
       </w:r>
       <w:r>
         <w:br/>
@@ -5287,27 +5645,62 @@
         <w:t>OUT</w:t>
       </w:r>
       <w:r>
-        <w:t xml:space="preserve"> (DC) ______________________________</w:t>
-      </w:r>
-    </w:p>
-    <w:p/>
-    <w:p/>
-    <w:p/>
-    <w:p/>
-    <w:p/>
-    <w:p/>
-    <w:p/>
-    <w:p/>
-    <w:p/>
-    <w:p>
-      <w:r>
-        <w:t xml:space="preserve">3- </w:t>
+        <w:t xml:space="preserve"> (DC)</w:t>
+      </w:r>
+      <w:r>
+        <w:t xml:space="preserve">: </w:t>
+      </w:r>
+      <w:r>
+        <w:rPr>
+          <w:b/>
+          <w:bCs/>
+        </w:rPr>
+        <w:t>6.8V</w:t>
+      </w:r>
+      <w:r>
+        <w:rPr>
+          <w:b/>
+          <w:bCs/>
+        </w:rPr>
+        <w:t xml:space="preserve"> (</w:t>
+      </w:r>
+      <w:r>
+        <w:rPr>
+          <w:b/>
+          <w:bCs/>
+        </w:rPr>
+        <w:t>mean</w:t>
+      </w:r>
+      <w:r>
+        <w:rPr>
+          <w:b/>
+          <w:bCs/>
+        </w:rPr>
+        <w:t>)</w:t>
+      </w:r>
+    </w:p>
+    <w:p>
+      <w:pPr>
+        <w:pageBreakBefore/>
+      </w:pPr>
+      <w:r>
+        <w:lastRenderedPageBreak/>
+        <w:t>3</w:t>
+      </w:r>
+      <w:r>
+        <w:t>.</w:t>
+      </w:r>
+      <w:r>
+        <w:t xml:space="preserve"> </w:t>
       </w:r>
       <w:r>
         <w:t>Full-Wave center-tapped:</w:t>
       </w:r>
     </w:p>
     <w:p>
+      <w:pPr>
+        <w:ind w:left="720"/>
+      </w:pPr>
       <w:r>
         <w:t>A</w:t>
       </w:r>
@@ -5318,15 +5711,7 @@
         <w:t>in figure 6</w:t>
       </w:r>
       <w:r>
-        <w:t xml:space="preserve">. Before connecting the transformer to your circuit, ask someone else to verify that your circuit </w:t>
-      </w:r>
-      <w:proofErr w:type="gramStart"/>
-      <w:r>
-        <w:t>match</w:t>
-      </w:r>
-      <w:proofErr w:type="gramEnd"/>
-      <w:r>
-        <w:t xml:space="preserve"> the schematic. Once you are certain about your circuit, your instructor will verify your circuit one more time and provide you with the transformer.  </w:t>
+        <w:t xml:space="preserve">. Before connecting the transformer to your circuit, ask someone else to verify that your circuit match the schematic. Once you are certain about your circuit, your instructor will verify your circuit one more time and provide you with the transformer.  </w:t>
       </w:r>
     </w:p>
     <w:p>
@@ -5356,7 +5741,7 @@
                     </pic:cNvPicPr>
                   </pic:nvPicPr>
                   <pic:blipFill>
-                    <a:blip r:embed="rId11">
+                    <a:blip r:embed="rId19">
                       <a:extLst>
                         <a:ext uri="{28A0092B-C50C-407E-A947-70E740481C1C}">
                           <a14:useLocalDpi xmlns:a14="http://schemas.microsoft.com/office/drawing/2010/main" val="0"/>
@@ -5424,9 +5809,6 @@
     <w:p/>
     <w:p>
       <w:r>
-        <w:t xml:space="preserve">B. </w:t>
-      </w:r>
-      <w:r>
         <w:t>Measure</w:t>
       </w:r>
       <w:r>
@@ -5435,11 +5817,178 @@
       <w:r>
         <w:t>:</w:t>
       </w:r>
+    </w:p>
+    <w:p>
+      <w:pPr>
+        <w:jc w:val="center"/>
+      </w:pPr>
+      <w:r>
+        <w:rPr>
+          <w:noProof/>
+        </w:rPr>
+        <w:lastRenderedPageBreak/>
+        <w:drawing>
+          <wp:inline distT="0" distB="0" distL="0" distR="0" wp14:anchorId="0596712F" wp14:editId="7B411AE1">
+            <wp:extent cx="3049270" cy="2286000"/>
+            <wp:effectExtent l="0" t="0" r="0" b="0"/>
+            <wp:docPr id="37060126" name="Picture 4"/>
+            <wp:cNvGraphicFramePr>
+              <a:graphicFrameLocks xmlns:a="http://schemas.openxmlformats.org/drawingml/2006/main" noChangeAspect="1"/>
+            </wp:cNvGraphicFramePr>
+            <a:graphic xmlns:a="http://schemas.openxmlformats.org/drawingml/2006/main">
+              <a:graphicData uri="http://schemas.openxmlformats.org/drawingml/2006/picture">
+                <pic:pic xmlns:pic="http://schemas.openxmlformats.org/drawingml/2006/picture">
+                  <pic:nvPicPr>
+                    <pic:cNvPr id="0" name="Picture 4"/>
+                    <pic:cNvPicPr>
+                      <a:picLocks noChangeAspect="1" noChangeArrowheads="1"/>
+                    </pic:cNvPicPr>
+                  </pic:nvPicPr>
+                  <pic:blipFill>
+                    <a:blip r:embed="rId20">
+                      <a:extLst>
+                        <a:ext uri="{28A0092B-C50C-407E-A947-70E740481C1C}">
+                          <a14:useLocalDpi xmlns:a14="http://schemas.microsoft.com/office/drawing/2010/main" val="0"/>
+                        </a:ext>
+                      </a:extLst>
+                    </a:blip>
+                    <a:srcRect/>
+                    <a:stretch>
+                      <a:fillRect/>
+                    </a:stretch>
+                  </pic:blipFill>
+                  <pic:spPr bwMode="auto">
+                    <a:xfrm>
+                      <a:off x="0" y="0"/>
+                      <a:ext cx="3049270" cy="2286000"/>
+                    </a:xfrm>
+                    <a:prstGeom prst="rect">
+                      <a:avLst/>
+                    </a:prstGeom>
+                    <a:noFill/>
+                    <a:ln>
+                      <a:noFill/>
+                    </a:ln>
+                  </pic:spPr>
+                </pic:pic>
+              </a:graphicData>
+            </a:graphic>
+          </wp:inline>
+        </w:drawing>
+      </w:r>
+      <w:r>
+        <w:rPr>
+          <w:noProof/>
+        </w:rPr>
+        <w:drawing>
+          <wp:inline distT="0" distB="0" distL="0" distR="0" wp14:anchorId="465233F7" wp14:editId="33B4DA80">
+            <wp:extent cx="3049270" cy="2286000"/>
+            <wp:effectExtent l="0" t="0" r="0" b="0"/>
+            <wp:docPr id="1914060064" name="Picture 5"/>
+            <wp:cNvGraphicFramePr>
+              <a:graphicFrameLocks xmlns:a="http://schemas.openxmlformats.org/drawingml/2006/main" noChangeAspect="1"/>
+            </wp:cNvGraphicFramePr>
+            <a:graphic xmlns:a="http://schemas.openxmlformats.org/drawingml/2006/main">
+              <a:graphicData uri="http://schemas.openxmlformats.org/drawingml/2006/picture">
+                <pic:pic xmlns:pic="http://schemas.openxmlformats.org/drawingml/2006/picture">
+                  <pic:nvPicPr>
+                    <pic:cNvPr id="0" name="Picture 5"/>
+                    <pic:cNvPicPr>
+                      <a:picLocks noChangeAspect="1" noChangeArrowheads="1"/>
+                    </pic:cNvPicPr>
+                  </pic:nvPicPr>
+                  <pic:blipFill>
+                    <a:blip r:embed="rId21">
+                      <a:extLst>
+                        <a:ext uri="{28A0092B-C50C-407E-A947-70E740481C1C}">
+                          <a14:useLocalDpi xmlns:a14="http://schemas.microsoft.com/office/drawing/2010/main" val="0"/>
+                        </a:ext>
+                      </a:extLst>
+                    </a:blip>
+                    <a:srcRect/>
+                    <a:stretch>
+                      <a:fillRect/>
+                    </a:stretch>
+                  </pic:blipFill>
+                  <pic:spPr bwMode="auto">
+                    <a:xfrm>
+                      <a:off x="0" y="0"/>
+                      <a:ext cx="3049270" cy="2286000"/>
+                    </a:xfrm>
+                    <a:prstGeom prst="rect">
+                      <a:avLst/>
+                    </a:prstGeom>
+                    <a:noFill/>
+                    <a:ln>
+                      <a:noFill/>
+                    </a:ln>
+                  </pic:spPr>
+                </pic:pic>
+              </a:graphicData>
+            </a:graphic>
+          </wp:inline>
+        </w:drawing>
+      </w:r>
+    </w:p>
+    <w:p>
+      <w:pPr>
+        <w:jc w:val="center"/>
+      </w:pPr>
+      <w:r>
+        <w:rPr>
+          <w:noProof/>
+        </w:rPr>
+        <w:drawing>
+          <wp:inline distT="0" distB="0" distL="0" distR="0" wp14:anchorId="51C26CDC" wp14:editId="400F621B">
+            <wp:extent cx="3049270" cy="2286000"/>
+            <wp:effectExtent l="0" t="0" r="0" b="0"/>
+            <wp:docPr id="307767559" name="Picture 7"/>
+            <wp:cNvGraphicFramePr>
+              <a:graphicFrameLocks xmlns:a="http://schemas.openxmlformats.org/drawingml/2006/main" noChangeAspect="1"/>
+            </wp:cNvGraphicFramePr>
+            <a:graphic xmlns:a="http://schemas.openxmlformats.org/drawingml/2006/main">
+              <a:graphicData uri="http://schemas.openxmlformats.org/drawingml/2006/picture">
+                <pic:pic xmlns:pic="http://schemas.openxmlformats.org/drawingml/2006/picture">
+                  <pic:nvPicPr>
+                    <pic:cNvPr id="0" name="Picture 7"/>
+                    <pic:cNvPicPr>
+                      <a:picLocks noChangeAspect="1" noChangeArrowheads="1"/>
+                    </pic:cNvPicPr>
+                  </pic:nvPicPr>
+                  <pic:blipFill>
+                    <a:blip r:embed="rId22">
+                      <a:extLst>
+                        <a:ext uri="{28A0092B-C50C-407E-A947-70E740481C1C}">
+                          <a14:useLocalDpi xmlns:a14="http://schemas.microsoft.com/office/drawing/2010/main" val="0"/>
+                        </a:ext>
+                      </a:extLst>
+                    </a:blip>
+                    <a:srcRect/>
+                    <a:stretch>
+                      <a:fillRect/>
+                    </a:stretch>
+                  </pic:blipFill>
+                  <pic:spPr bwMode="auto">
+                    <a:xfrm>
+                      <a:off x="0" y="0"/>
+                      <a:ext cx="3049270" cy="2286000"/>
+                    </a:xfrm>
+                    <a:prstGeom prst="rect">
+                      <a:avLst/>
+                    </a:prstGeom>
+                    <a:noFill/>
+                    <a:ln>
+                      <a:noFill/>
+                    </a:ln>
+                  </pic:spPr>
+                </pic:pic>
+              </a:graphicData>
+            </a:graphic>
+          </wp:inline>
+        </w:drawing>
+      </w:r>
       <w:r>
         <w:br/>
-      </w:r>
-      <w:proofErr w:type="gramStart"/>
-      <w:r>
         <w:t>V</w:t>
       </w:r>
       <w:r>
@@ -5449,16 +5998,27 @@
         <w:t>in</w:t>
       </w:r>
       <w:r>
-        <w:t>(+)_</w:t>
-      </w:r>
-      <w:proofErr w:type="gramEnd"/>
-      <w:r>
-        <w:t>_____________________</w:t>
-      </w:r>
-    </w:p>
-    <w:p>
-      <w:proofErr w:type="gramStart"/>
-      <w:r>
+        <w:t>(+)____</w:t>
+      </w:r>
+      <w:r>
+        <w:t>a0</w:t>
+      </w:r>
+      <w:r>
+        <w:t>0</w:t>
+      </w:r>
+      <w:r>
+        <w:t>04</w:t>
+      </w:r>
+      <w:r>
+        <w:t>, 8.08V</w:t>
+      </w:r>
+      <w:r>
+        <w:t>__________</w:t>
+      </w:r>
+    </w:p>
+    <w:p>
+      <w:r>
+        <w:br/>
         <w:t>V</w:t>
       </w:r>
       <w:r>
@@ -5471,17 +6031,74 @@
         <w:t>(</w:t>
       </w:r>
       <w:r>
+        <w:t>+</w:t>
+      </w:r>
+      <w:r>
+        <w:t xml:space="preserve">): </w:t>
+      </w:r>
+      <w:r>
+        <w:rPr>
+          <w:b/>
+          <w:bCs/>
+        </w:rPr>
+        <w:t>8.0</w:t>
+      </w:r>
+      <w:r>
+        <w:rPr>
+          <w:b/>
+          <w:bCs/>
+        </w:rPr>
+        <w:t>6</w:t>
+      </w:r>
+      <w:r>
+        <w:rPr>
+          <w:b/>
+          <w:bCs/>
+        </w:rPr>
+        <w:t>Vrms</w:t>
+      </w:r>
+      <w:r>
+        <w:br/>
+      </w:r>
+      <w:r>
+        <w:t>V</w:t>
+      </w:r>
+      <w:r>
+        <w:rPr>
+          <w:vertAlign w:val="subscript"/>
+        </w:rPr>
+        <w:t>in</w:t>
+      </w:r>
+      <w:r>
+        <w:t>(</w:t>
+      </w:r>
+      <w:r>
         <w:t>-</w:t>
       </w:r>
       <w:r>
-        <w:t>)_</w:t>
-      </w:r>
-      <w:proofErr w:type="gramEnd"/>
-      <w:r>
-        <w:t>_____________________</w:t>
-      </w:r>
-    </w:p>
-    <w:p>
+        <w:t xml:space="preserve">): </w:t>
+      </w:r>
+      <w:r>
+        <w:rPr>
+          <w:b/>
+          <w:bCs/>
+        </w:rPr>
+        <w:t>8.08Vrm</w:t>
+      </w:r>
+      <w:r>
+        <w:rPr>
+          <w:b/>
+          <w:bCs/>
+        </w:rPr>
+        <w:t>s</w:t>
+      </w:r>
+      <w:r>
+        <w:rPr>
+          <w:b/>
+          <w:bCs/>
+        </w:rPr>
+        <w:br/>
+      </w:r>
       <w:r>
         <w:t>V</w:t>
       </w:r>
@@ -5492,30 +6109,59 @@
         <w:t>R</w:t>
       </w:r>
       <w:r>
-        <w:t>________________________</w:t>
-      </w:r>
-    </w:p>
-    <w:p>
-      <w:r>
-        <w:t xml:space="preserve">How does </w:t>
-      </w:r>
-      <w:proofErr w:type="spellStart"/>
-      <w:r>
-        <w:t>V</w:t>
-      </w:r>
-      <w:r>
         <w:rPr>
           <w:vertAlign w:val="subscript"/>
         </w:rPr>
+        <w:t xml:space="preserve">: </w:t>
+      </w:r>
+      <w:r>
+        <w:t xml:space="preserve"> </w:t>
+      </w:r>
+      <w:r>
+        <w:t xml:space="preserve">    </w:t>
+      </w:r>
+      <w:r>
+        <w:rPr>
+          <w:b/>
+          <w:bCs/>
+        </w:rPr>
+        <w:t>6.0</w:t>
+      </w:r>
+      <w:r>
+        <w:rPr>
+          <w:b/>
+          <w:bCs/>
+        </w:rPr>
+        <w:t>3</w:t>
+      </w:r>
+      <w:r>
+        <w:rPr>
+          <w:b/>
+          <w:bCs/>
+        </w:rPr>
+        <w:t>Vrms</w:t>
+      </w:r>
+    </w:p>
+    <w:p>
+      <w:pPr>
+        <w:pStyle w:val="ListParagraph"/>
+        <w:numPr>
+          <w:ilvl w:val="0"/>
+          <w:numId w:val="4"/>
+        </w:numPr>
+      </w:pPr>
+      <w:r>
+        <w:lastRenderedPageBreak/>
+        <w:t>How does V</w:t>
+      </w:r>
+      <w:r>
+        <w:rPr>
+          <w:vertAlign w:val="subscript"/>
+        </w:rPr>
         <w:t>out</w:t>
       </w:r>
-      <w:proofErr w:type="spellEnd"/>
-      <w:r>
-        <w:t xml:space="preserve"> compares to </w:t>
-      </w:r>
-      <w:proofErr w:type="spellStart"/>
-      <w:r>
-        <w:t>V</w:t>
+      <w:r>
+        <w:t xml:space="preserve"> compare to V</w:t>
       </w:r>
       <w:r>
         <w:rPr>
@@ -5523,7 +6169,6 @@
         </w:rPr>
         <w:t>out</w:t>
       </w:r>
-      <w:proofErr w:type="spellEnd"/>
       <w:r>
         <w:t xml:space="preserve"> in part 3 (bridge rectifier), in terms of V</w:t>
       </w:r>
@@ -5538,8 +6183,51 @@
       </w:r>
     </w:p>
     <w:p>
+      <w:pPr>
+        <w:pStyle w:val="ListParagraph"/>
+        <w:numPr>
+          <w:ilvl w:val="1"/>
+          <w:numId w:val="4"/>
+        </w:numPr>
+      </w:pPr>
+      <w:r>
+        <w:t xml:space="preserve">It is roughly half of the voltage as the grounding the center tap of the transformer </w:t>
+      </w:r>
+      <w:r>
+        <w:t xml:space="preserve">halves </w:t>
+      </w:r>
+      <w:r>
+        <w:t>the number of windings, N, in the transformer. The transformers output is linearly related to the physical amount of turns it contains. Recall from physics that the flux given in an inductive coil directly relates with the output electromotive force produced. This is voltage in our case.</w:t>
+      </w:r>
+    </w:p>
+    <w:p>
+      <w:pPr>
+        <w:pStyle w:val="ListParagraph"/>
+        <w:numPr>
+          <w:ilvl w:val="0"/>
+          <w:numId w:val="4"/>
+        </w:numPr>
+      </w:pPr>
       <w:r>
         <w:t>What is the difference between the PIV of the circuit in section 3 vs section 4?</w:t>
+      </w:r>
+    </w:p>
+    <w:p>
+      <w:pPr>
+        <w:pStyle w:val="ListParagraph"/>
+        <w:numPr>
+          <w:ilvl w:val="1"/>
+          <w:numId w:val="4"/>
+        </w:numPr>
+      </w:pPr>
+      <w:r>
+        <w:t>The PIV of each diode in the bridge rectifier is equal to the peak secondary voltage while in the center-tap full-wave rectifier, the PIV is twice the peak secondary voltage</w:t>
+      </w:r>
+      <w:r>
+        <w:t xml:space="preserve">. </w:t>
+      </w:r>
+      <w:r>
+        <w:t>Therefore, the diodes in the center-tap circuit must withstand a higher reverse voltage compared to those in the bridge rectifier.</w:t>
       </w:r>
     </w:p>
     <w:p/>
@@ -5550,9 +6238,12 @@
     <w:p/>
     <w:p/>
     <w:p/>
-    <w:p/>
-    <w:p>
-      <w:r>
+    <w:p>
+      <w:pPr>
+        <w:pageBreakBefore/>
+      </w:pPr>
+      <w:r>
+        <w:lastRenderedPageBreak/>
         <w:t xml:space="preserve">4- </w:t>
       </w:r>
       <w:r>
@@ -5569,7 +6260,6 @@
       <w:r>
         <w:t>Design Problem</w:t>
       </w:r>
-      <w:proofErr w:type="gramStart"/>
       <w:r>
         <w:t xml:space="preserve">: </w:t>
       </w:r>
@@ -5580,25 +6270,13 @@
         <w:t>F</w:t>
       </w:r>
       <w:r>
-        <w:t>or</w:t>
-      </w:r>
-      <w:proofErr w:type="gramEnd"/>
-      <w:r>
-        <w:t xml:space="preserve"> the following rectifier with a filter capacitor:</w:t>
+        <w:t>or the following rectifier with a filter capacitor:</w:t>
       </w:r>
       <w:r>
         <w:t xml:space="preserve"> Calculate</w:t>
       </w:r>
       <w:r>
-        <w:t xml:space="preserve"> the value of C and R that will result in a </w:t>
-      </w:r>
-      <w:proofErr w:type="spellStart"/>
-      <w:r>
-        <w:t>Vr</w:t>
-      </w:r>
-      <w:proofErr w:type="spellEnd"/>
-      <w:r>
-        <w:t xml:space="preserve"> of 0.8V. Your </w:t>
+        <w:t xml:space="preserve"> the value of C and R that will result in a Vr of 0.8V. Your </w:t>
       </w:r>
       <w:r>
         <w:t xml:space="preserve">sinusoidal </w:t>
@@ -5651,7 +6329,7 @@
                     <pic:cNvPicPr/>
                   </pic:nvPicPr>
                   <pic:blipFill>
-                    <a:blip r:embed="rId12"/>
+                    <a:blip r:embed="rId23"/>
                     <a:stretch>
                       <a:fillRect/>
                     </a:stretch>
@@ -5678,6 +6356,61 @@
         <w:jc w:val="center"/>
       </w:pPr>
       <w:r>
+        <w:rPr>
+          <w:noProof/>
+          <w:position w:val="-229"/>
+        </w:rPr>
+        <w:drawing>
+          <wp:anchor distT="0" distB="0" distL="114300" distR="114300" simplePos="0" relativeHeight="251659264" behindDoc="1" locked="0" layoutInCell="1" allowOverlap="1" wp14:anchorId="262C0747" wp14:editId="3A7AF7D6">
+            <wp:simplePos x="0" y="0"/>
+            <wp:positionH relativeFrom="column">
+              <wp:posOffset>1291590</wp:posOffset>
+            </wp:positionH>
+            <wp:positionV relativeFrom="paragraph">
+              <wp:posOffset>235585</wp:posOffset>
+            </wp:positionV>
+            <wp:extent cx="3187065" cy="2918460"/>
+            <wp:effectExtent l="0" t="0" r="0" b="0"/>
+            <wp:wrapTopAndBottom/>
+            <wp:docPr id="432749386" name="Picture 432749386" descr="{&quot;mathml&quot;:&quot;&lt;math style=\&quot;font-family:stix;font-size:16px;\&quot; xmlns=\&quot;http://www.w3.org/1998/Math/MathML\&quot;&gt;&lt;mfrac&gt;&lt;msub&gt;&lt;mi&gt;V&lt;/mi&gt;&lt;mi&gt;p&lt;/mi&gt;&lt;/msub&gt;&lt;mrow&gt;&lt;msub&gt;&lt;mi&gt;V&lt;/mi&gt;&lt;mi&gt;r&lt;/mi&gt;&lt;/msub&gt;&lt;mi&gt;f&lt;/mi&gt;&lt;/mrow&gt;&lt;/mfrac&gt;&lt;mo&gt;=&lt;/mo&gt;&lt;mi&gt;C&lt;/mi&gt;&lt;mi&gt;R&lt;/mi&gt;&lt;mo&gt;,&lt;/mo&gt;&lt;mo&gt;&amp;#xA0;&lt;/mo&gt;&lt;mspace linebreak=\&quot;newline\&quot;/&gt;&lt;mfrac&gt;&lt;mrow&gt;&lt;mn&gt;2&lt;/mn&gt;&lt;mo&gt;.&lt;/mo&gt;&lt;mn&gt;5&lt;/mn&gt;&lt;mi&gt;V&lt;/mi&gt;&lt;/mrow&gt;&lt;mrow&gt;&lt;mn&gt;0&lt;/mn&gt;&lt;mo&gt;.&lt;/mo&gt;&lt;mn&gt;8&lt;/mn&gt;&lt;mi&gt;V&lt;/mi&gt;&lt;mo&gt;&amp;#xB7;&lt;/mo&gt;&lt;mn&gt;60&lt;/mn&gt;&lt;mi&gt;H&lt;/mi&gt;&lt;mi&gt;z&lt;/mi&gt;&lt;/mrow&gt;&lt;/mfrac&gt;&lt;mo&gt;=&lt;/mo&gt;&lt;mn&gt;52&lt;/mn&gt;&lt;mo&gt;.&lt;/mo&gt;&lt;mn&gt;08&lt;/mn&gt;&lt;mi&gt;E&lt;/mi&gt;&lt;mo&gt;-&lt;/mo&gt;&lt;mn&gt;3&lt;/mn&gt;&lt;mspace linebreak=\&quot;newline\&quot;/&gt;&lt;mi&gt;L&lt;/mi&gt;&lt;mi&gt;e&lt;/mi&gt;&lt;mi&gt;t&lt;/mi&gt;&lt;mo&gt;&amp;#xA0;&lt;/mo&gt;&lt;mi&gt;C&lt;/mi&gt;&lt;mo&gt;&amp;#xA0;&lt;/mo&gt;&lt;mo&gt;=&lt;/mo&gt;&lt;mo&gt;&amp;#xA0;&lt;/mo&gt;&lt;mn&gt;22&lt;/mn&gt;&lt;mi&gt;&amp;#x3BC;&lt;/mi&gt;&lt;mi&gt;F&lt;/mi&gt;&lt;mo&gt;&amp;#xA0;&lt;/mo&gt;&lt;mi&gt;P&lt;/mi&gt;&lt;mi&gt;a&lt;/mi&gt;&lt;mi&gt;r&lt;/mi&gt;&lt;mi&gt;t&lt;/mi&gt;&lt;mo&gt;&amp;#xA0;&lt;/mo&gt;&lt;mi&gt;N&lt;/mi&gt;&lt;mi&gt;o&lt;/mi&gt;&lt;mo&gt;.&lt;/mo&gt;&lt;mo&gt;&amp;#xA0;&lt;/mo&gt;&lt;mn&gt;14&lt;/mn&gt;&lt;mi&gt;E&lt;/mi&gt;&lt;mi&gt;R&lt;/mi&gt;&lt;mn&gt;05022&lt;/mn&gt;&lt;mi&gt;U&lt;/mi&gt;&lt;mspace linebreak=\&quot;newline\&quot;/&gt;&lt;mi&gt;R&lt;/mi&gt;&lt;mo&gt;&amp;#xA0;&lt;/mo&gt;&lt;mo&gt;=&lt;/mo&gt;&lt;mfrac&gt;&lt;mrow&gt;&lt;mo&gt;&amp;#xA0;&lt;/mo&gt;&lt;mfenced&gt;&lt;mrow&gt;&lt;mn&gt;52&lt;/mn&gt;&lt;mo&gt;.&lt;/mo&gt;&lt;mn&gt;08&lt;/mn&gt;&lt;mi&gt;E&lt;/mi&gt;&lt;mo&gt;-&lt;/mo&gt;&lt;mn&gt;3&lt;/mn&gt;&lt;/mrow&gt;&lt;/mfenced&gt;&lt;/mrow&gt;&lt;mrow&gt;&lt;mn&gt;22&lt;/mn&gt;&lt;mi&gt;E&lt;/mi&gt;&lt;mo&gt;-&lt;/mo&gt;&lt;mn&gt;6&lt;/mn&gt;&lt;/mrow&gt;&lt;/mfrac&gt;&lt;mspace linebreak=\&quot;newline\&quot;/&gt;&lt;mi&gt;R&lt;/mi&gt;&lt;mo&gt;&amp;#xA0;&lt;/mo&gt;&lt;mo&gt;=&lt;/mo&gt;&lt;mo&gt;&amp;#xA0;&lt;/mo&gt;&lt;mn&gt;2&lt;/mn&gt;&lt;mo&gt;.&lt;/mo&gt;&lt;mn&gt;367&lt;/mn&gt;&lt;mi&gt;K&lt;/mi&gt;&lt;mi&gt;&amp;#x3A9;&lt;/mi&gt;&lt;mspace linebreak=\&quot;newline\&quot;/&gt;&lt;mi&gt;L&lt;/mi&gt;&lt;mi&gt;e&lt;/mi&gt;&lt;mi&gt;t&lt;/mi&gt;&lt;mo&gt;&amp;#xA0;&lt;/mo&gt;&lt;mi&gt;R&lt;/mi&gt;&lt;mo&gt;&amp;#xA0;&lt;/mo&gt;&lt;mo&gt;=&lt;/mo&gt;&lt;mo&gt;&amp;#xA0;&lt;/mo&gt;&lt;mn&gt;2&lt;/mn&gt;&lt;mo&gt;.&lt;/mo&gt;&lt;mn&gt;2&lt;/mn&gt;&lt;mi&gt;K&lt;/mi&gt;&lt;mi&gt;&amp;#x3A9;&lt;/mi&gt;&lt;/math&gt;&quot;,&quot;origin&quot;:&quot;MathType Legacy&quot;,&quot;version&quot;:&quot;v3.18.2&quot;}" title="fraction numerator V subscript p over denominator V subscript r f end fraction equals C R comma space&#10;fraction numerator 2.5 V over denominator 0.8 V times 60 H z end fraction equals 52.08 E minus 3&#10;L e t space C space equals space 22 mu F space P a r t space N o. space 14 E R 05022 U&#10;R space equals fraction numerator space open parentheses 52.08 E minus 3 close parentheses over denominator 22 E minus 6 end fraction&#10;R space equals space 2.367 K capital omega&#10;L e t space R space equals space 2.2 K capital omega"/>
+            <wp:cNvGraphicFramePr>
+              <a:graphicFrameLocks xmlns:a="http://schemas.openxmlformats.org/drawingml/2006/main" noChangeAspect="1"/>
+            </wp:cNvGraphicFramePr>
+            <a:graphic xmlns:a="http://schemas.openxmlformats.org/drawingml/2006/main">
+              <a:graphicData uri="http://schemas.openxmlformats.org/drawingml/2006/picture">
+                <pic:pic xmlns:pic="http://schemas.openxmlformats.org/drawingml/2006/picture">
+                  <pic:nvPicPr>
+                    <pic:cNvPr id="1" name="Picture 1" descr="{&quot;mathml&quot;:&quot;&lt;math style=\&quot;font-family:stix;font-size:16px;\&quot; xmlns=\&quot;http://www.w3.org/1998/Math/MathML\&quot;&gt;&lt;mfrac&gt;&lt;msub&gt;&lt;mi&gt;V&lt;/mi&gt;&lt;mi&gt;p&lt;/mi&gt;&lt;/msub&gt;&lt;mrow&gt;&lt;msub&gt;&lt;mi&gt;V&lt;/mi&gt;&lt;mi&gt;r&lt;/mi&gt;&lt;/msub&gt;&lt;mi&gt;f&lt;/mi&gt;&lt;/mrow&gt;&lt;/mfrac&gt;&lt;mo&gt;=&lt;/mo&gt;&lt;mi&gt;C&lt;/mi&gt;&lt;mi&gt;R&lt;/mi&gt;&lt;mo&gt;,&lt;/mo&gt;&lt;mo&gt;&amp;#xA0;&lt;/mo&gt;&lt;mspace linebreak=\&quot;newline\&quot;/&gt;&lt;mfrac&gt;&lt;mrow&gt;&lt;mn&gt;2&lt;/mn&gt;&lt;mo&gt;.&lt;/mo&gt;&lt;mn&gt;5&lt;/mn&gt;&lt;mi&gt;V&lt;/mi&gt;&lt;/mrow&gt;&lt;mrow&gt;&lt;mn&gt;0&lt;/mn&gt;&lt;mo&gt;.&lt;/mo&gt;&lt;mn&gt;8&lt;/mn&gt;&lt;mi&gt;V&lt;/mi&gt;&lt;mo&gt;&amp;#xB7;&lt;/mo&gt;&lt;mn&gt;60&lt;/mn&gt;&lt;mi&gt;H&lt;/mi&gt;&lt;mi&gt;z&lt;/mi&gt;&lt;/mrow&gt;&lt;/mfrac&gt;&lt;mo&gt;=&lt;/mo&gt;&lt;mn&gt;52&lt;/mn&gt;&lt;mo&gt;.&lt;/mo&gt;&lt;mn&gt;08&lt;/mn&gt;&lt;mi&gt;E&lt;/mi&gt;&lt;mo&gt;-&lt;/mo&gt;&lt;mn&gt;3&lt;/mn&gt;&lt;mspace linebreak=\&quot;newline\&quot;/&gt;&lt;mi&gt;L&lt;/mi&gt;&lt;mi&gt;e&lt;/mi&gt;&lt;mi&gt;t&lt;/mi&gt;&lt;mo&gt;&amp;#xA0;&lt;/mo&gt;&lt;mi&gt;C&lt;/mi&gt;&lt;mo&gt;&amp;#xA0;&lt;/mo&gt;&lt;mo&gt;=&lt;/mo&gt;&lt;mo&gt;&amp;#xA0;&lt;/mo&gt;&lt;mn&gt;22&lt;/mn&gt;&lt;mi&gt;&amp;#x3BC;&lt;/mi&gt;&lt;mi&gt;F&lt;/mi&gt;&lt;mo&gt;&amp;#xA0;&lt;/mo&gt;&lt;mi&gt;P&lt;/mi&gt;&lt;mi&gt;a&lt;/mi&gt;&lt;mi&gt;r&lt;/mi&gt;&lt;mi&gt;t&lt;/mi&gt;&lt;mo&gt;&amp;#xA0;&lt;/mo&gt;&lt;mi&gt;N&lt;/mi&gt;&lt;mi&gt;o&lt;/mi&gt;&lt;mo&gt;.&lt;/mo&gt;&lt;mo&gt;&amp;#xA0;&lt;/mo&gt;&lt;mn&gt;14&lt;/mn&gt;&lt;mi&gt;E&lt;/mi&gt;&lt;mi&gt;R&lt;/mi&gt;&lt;mn&gt;05022&lt;/mn&gt;&lt;mi&gt;U&lt;/mi&gt;&lt;mspace linebreak=\&quot;newline\&quot;/&gt;&lt;mi&gt;R&lt;/mi&gt;&lt;mo&gt;&amp;#xA0;&lt;/mo&gt;&lt;mo&gt;=&lt;/mo&gt;&lt;mfrac&gt;&lt;mrow&gt;&lt;mo&gt;&amp;#xA0;&lt;/mo&gt;&lt;mfenced&gt;&lt;mrow&gt;&lt;mn&gt;52&lt;/mn&gt;&lt;mo&gt;.&lt;/mo&gt;&lt;mn&gt;08&lt;/mn&gt;&lt;mi&gt;E&lt;/mi&gt;&lt;mo&gt;-&lt;/mo&gt;&lt;mn&gt;3&lt;/mn&gt;&lt;/mrow&gt;&lt;/mfenced&gt;&lt;/mrow&gt;&lt;mrow&gt;&lt;mn&gt;22&lt;/mn&gt;&lt;mi&gt;E&lt;/mi&gt;&lt;mo&gt;-&lt;/mo&gt;&lt;mn&gt;6&lt;/mn&gt;&lt;/mrow&gt;&lt;/mfrac&gt;&lt;mspace linebreak=\&quot;newline\&quot;/&gt;&lt;mi&gt;R&lt;/mi&gt;&lt;mo&gt;&amp;#xA0;&lt;/mo&gt;&lt;mo&gt;=&lt;/mo&gt;&lt;mo&gt;&amp;#xA0;&lt;/mo&gt;&lt;mn&gt;2&lt;/mn&gt;&lt;mo&gt;.&lt;/mo&gt;&lt;mn&gt;367&lt;/mn&gt;&lt;mi&gt;K&lt;/mi&gt;&lt;mi&gt;&amp;#x3A9;&lt;/mi&gt;&lt;mspace linebreak=\&quot;newline\&quot;/&gt;&lt;mi&gt;L&lt;/mi&gt;&lt;mi&gt;e&lt;/mi&gt;&lt;mi&gt;t&lt;/mi&gt;&lt;mo&gt;&amp;#xA0;&lt;/mo&gt;&lt;mi&gt;R&lt;/mi&gt;&lt;mo&gt;&amp;#xA0;&lt;/mo&gt;&lt;mo&gt;=&lt;/mo&gt;&lt;mo&gt;&amp;#xA0;&lt;/mo&gt;&lt;mn&gt;2&lt;/mn&gt;&lt;mo&gt;.&lt;/mo&gt;&lt;mn&gt;2&lt;/mn&gt;&lt;mi&gt;K&lt;/mi&gt;&lt;mi&gt;&amp;#x3A9;&lt;/mi&gt;&lt;/math&gt;&quot;,&quot;origin&quot;:&quot;MathType Legacy&quot;,&quot;version&quot;:&quot;v3.18.2&quot;}" title="fraction numerator V subscript p over denominator V subscript r f end fraction equals C R comma space&#10;fraction numerator 2.5 V over denominator 0.8 V times 60 H z end fraction equals 52.08 E minus 3&#10;L e t space C space equals space 22 mu F space P a r t space N o. space 14 E R 05022 U&#10;R space equals fraction numerator space open parentheses 52.08 E minus 3 close parentheses over denominator 22 E minus 6 end fraction&#10;R space equals space 2.367 K capital omega&#10;L e t space R space equals space 2.2 K capital omega"/>
+                    <pic:cNvPicPr/>
+                  </pic:nvPicPr>
+                  <pic:blipFill>
+                    <a:blip r:embed="rId24" cstate="print">
+                      <a:extLst>
+                        <a:ext uri="{28A0092B-C50C-407E-A947-70E740481C1C}">
+                          <a14:useLocalDpi xmlns:a14="http://schemas.microsoft.com/office/drawing/2010/main" val="0"/>
+                        </a:ext>
+                      </a:extLst>
+                    </a:blip>
+                    <a:stretch>
+                      <a:fillRect/>
+                    </a:stretch>
+                  </pic:blipFill>
+                  <pic:spPr>
+                    <a:xfrm>
+                      <a:off x="0" y="0"/>
+                      <a:ext cx="3187065" cy="2918460"/>
+                    </a:xfrm>
+                    <a:prstGeom prst="rect">
+                      <a:avLst/>
+                    </a:prstGeom>
+                  </pic:spPr>
+                </pic:pic>
+              </a:graphicData>
+            </a:graphic>
+          </wp:anchor>
+        </w:drawing>
+      </w:r>
+      <w:r>
         <w:t xml:space="preserve">Figure </w:t>
       </w:r>
       <w:r>
@@ -5706,28 +6439,146 @@
       </w:r>
     </w:p>
     <w:p/>
-    <w:p>
-      <w:r>
-        <w:t>R (calculated)____________________</w:t>
+    <w:p/>
+    <w:p/>
+    <w:p/>
+    <w:p/>
+    <w:p/>
+    <w:p/>
+    <w:p/>
+    <w:p/>
+    <w:p>
+      <w:pPr>
+        <w:tabs>
+          <w:tab w:val="left" w:pos="1272"/>
+        </w:tabs>
+      </w:pPr>
+      <w:r>
+        <w:tab/>
+      </w:r>
+    </w:p>
+    <w:p>
+      <w:pPr>
+        <w:tabs>
+          <w:tab w:val="left" w:pos="1272"/>
+        </w:tabs>
+      </w:pPr>
+    </w:p>
+    <w:p>
+      <w:pPr>
+        <w:tabs>
+          <w:tab w:val="left" w:pos="1272"/>
+        </w:tabs>
+      </w:pPr>
+    </w:p>
+    <w:p>
+      <w:pPr>
+        <w:tabs>
+          <w:tab w:val="left" w:pos="1272"/>
+        </w:tabs>
+        <w:jc w:val="center"/>
+      </w:pPr>
+      <w:r>
+        <w:rPr>
+          <w:noProof/>
+        </w:rPr>
+        <w:drawing>
+          <wp:inline distT="0" distB="0" distL="0" distR="0" wp14:anchorId="7824C236" wp14:editId="019CE5FC">
+            <wp:extent cx="3049270" cy="2286000"/>
+            <wp:effectExtent l="0" t="0" r="0" b="0"/>
+            <wp:docPr id="1486343679" name="Picture 8"/>
+            <wp:cNvGraphicFramePr>
+              <a:graphicFrameLocks xmlns:a="http://schemas.openxmlformats.org/drawingml/2006/main" noChangeAspect="1"/>
+            </wp:cNvGraphicFramePr>
+            <a:graphic xmlns:a="http://schemas.openxmlformats.org/drawingml/2006/main">
+              <a:graphicData uri="http://schemas.openxmlformats.org/drawingml/2006/picture">
+                <pic:pic xmlns:pic="http://schemas.openxmlformats.org/drawingml/2006/picture">
+                  <pic:nvPicPr>
+                    <pic:cNvPr id="0" name="Picture 8"/>
+                    <pic:cNvPicPr>
+                      <a:picLocks noChangeAspect="1" noChangeArrowheads="1"/>
+                    </pic:cNvPicPr>
+                  </pic:nvPicPr>
+                  <pic:blipFill>
+                    <a:blip r:embed="rId25">
+                      <a:extLst>
+                        <a:ext uri="{28A0092B-C50C-407E-A947-70E740481C1C}">
+                          <a14:useLocalDpi xmlns:a14="http://schemas.microsoft.com/office/drawing/2010/main" val="0"/>
+                        </a:ext>
+                      </a:extLst>
+                    </a:blip>
+                    <a:srcRect/>
+                    <a:stretch>
+                      <a:fillRect/>
+                    </a:stretch>
+                  </pic:blipFill>
+                  <pic:spPr bwMode="auto">
+                    <a:xfrm>
+                      <a:off x="0" y="0"/>
+                      <a:ext cx="3049270" cy="2286000"/>
+                    </a:xfrm>
+                    <a:prstGeom prst="rect">
+                      <a:avLst/>
+                    </a:prstGeom>
+                    <a:noFill/>
+                    <a:ln>
+                      <a:noFill/>
+                    </a:ln>
+                  </pic:spPr>
+                </pic:pic>
+              </a:graphicData>
+            </a:graphic>
+          </wp:inline>
+        </w:drawing>
+      </w:r>
+    </w:p>
+    <w:p>
+      <w:r>
+        <w:br w:type="textWrapping" w:clear="all"/>
+      </w:r>
+    </w:p>
+    <w:p>
+      <w:r>
+        <w:t>R (calculated)_______</w:t>
+      </w:r>
+      <w:r>
+        <w:t>2</w:t>
+      </w:r>
+      <w:r>
+        <w:t>.367Kohm</w:t>
+      </w:r>
+      <w:r>
+        <w:t>_____________</w:t>
       </w:r>
       <w:r>
         <w:br/>
-        <w:t>R (measured)____________________</w:t>
+        <w:t>R (measured)___________</w:t>
+      </w:r>
+      <w:r>
+        <w:t>2.213kOhm</w:t>
+      </w:r>
+      <w:r>
+        <w:t>_________</w:t>
       </w:r>
       <w:r>
         <w:br/>
-        <w:t>C (calculated)____________________</w:t>
+        <w:t>C (calculated)___________</w:t>
+      </w:r>
+      <w:r>
+        <w:t>22uF</w:t>
+      </w:r>
+      <w:r>
+        <w:t>_________</w:t>
       </w:r>
       <w:r>
         <w:br/>
-      </w:r>
-      <w:proofErr w:type="spellStart"/>
-      <w:r>
-        <w:t>Vr</w:t>
-      </w:r>
-      <w:proofErr w:type="spellEnd"/>
-      <w:r>
-        <w:t xml:space="preserve"> (calculated)___________________</w:t>
+        <w:t>Vr (calculated)_____</w:t>
+      </w:r>
+      <w:r>
+        <w:t>0.8V</w:t>
+      </w:r>
+      <w:r>
+        <w:t>__________</w:t>
       </w:r>
     </w:p>
     <w:p>
@@ -5735,11 +6586,7 @@
         <w:t xml:space="preserve">B. </w:t>
       </w:r>
       <w:r>
-        <w:t xml:space="preserve">Using the oscilloscope, take a screenshot of the output voltage and extract </w:t>
-      </w:r>
-      <w:proofErr w:type="spellStart"/>
-      <w:r>
-        <w:t>V</w:t>
+        <w:t>Using the oscilloscope, take a screenshot of the output voltage and extract V</w:t>
       </w:r>
       <w:r>
         <w:rPr>
@@ -5747,13 +6594,8 @@
         </w:rPr>
         <w:t>r</w:t>
       </w:r>
-      <w:proofErr w:type="spellEnd"/>
-      <w:r>
-        <w:t xml:space="preserve">. How does the calculated value of </w:t>
-      </w:r>
-      <w:proofErr w:type="spellStart"/>
-      <w:r>
-        <w:t>V</w:t>
+      <w:r>
+        <w:t>. How does the calculated value of V</w:t>
       </w:r>
       <w:r>
         <w:rPr>
@@ -5761,12 +6603,34 @@
         </w:rPr>
         <w:t>r</w:t>
       </w:r>
-      <w:proofErr w:type="spellEnd"/>
       <w:r>
         <w:t xml:space="preserve"> compares to the measured value? Explain your answer.</w:t>
       </w:r>
       <w:r>
         <w:t xml:space="preserve"> Explain the requirement of CR&gt;&gt;T. </w:t>
+      </w:r>
+      <w:r>
+        <w:br/>
+      </w:r>
+      <w:r>
+        <w:t xml:space="preserve">Measured value was 960mV in the oscilloscope. This is expected within the margin of error for the difference in the calculated resistance value and the actual hardware resistance of 2.213kOhm. </w:t>
+      </w:r>
+      <w:r>
+        <w:br/>
+        <w:t xml:space="preserve">CR Must be &gt;&gt; T as CR is the time constant of discharge. By making this way larger than the period (1/f), we can ensure good rectification properties by not allowing the capacitor to discharge all the way down. This minimizes the ripple which increases the efficacy of the circuit. </w:t>
+      </w:r>
+      <w:r>
+        <w:br/>
+        <w:t xml:space="preserve">Additionally, this allows for simplification of the calculations by removing the exponential function. </w:t>
+      </w:r>
+      <w:r>
+        <w:t>The outcome</w:t>
+      </w:r>
+      <w:r>
+        <w:t xml:space="preserve"> simply avoids excessive drop of the output between successive peaks</w:t>
+      </w:r>
+      <w:r>
+        <w:t>.</w:t>
       </w:r>
     </w:p>
     <w:p/>
@@ -5896,6 +6760,208 @@
     </w:lvl>
   </w:abstractNum>
   <w:abstractNum w:abstractNumId="1" w15:restartNumberingAfterBreak="0">
+    <w:nsid w:val="1A07217D"/>
+    <w:multiLevelType w:val="hybridMultilevel"/>
+    <w:tmpl w:val="1C38D08E"/>
+    <w:lvl w:ilvl="0" w:tplc="A7783F9E">
+      <w:start w:val="2"/>
+      <w:numFmt w:val="bullet"/>
+      <w:lvlText w:val="-"/>
+      <w:lvlJc w:val="left"/>
+      <w:pPr>
+        <w:ind w:left="720" w:hanging="360"/>
+      </w:pPr>
+      <w:rPr>
+        <w:rFonts w:ascii="Calibri" w:eastAsiaTheme="minorHAnsi" w:hAnsi="Calibri" w:cs="Calibri" w:hint="default"/>
+      </w:rPr>
+    </w:lvl>
+    <w:lvl w:ilvl="1" w:tplc="04090003">
+      <w:start w:val="1"/>
+      <w:numFmt w:val="bullet"/>
+      <w:lvlText w:val="o"/>
+      <w:lvlJc w:val="left"/>
+      <w:pPr>
+        <w:ind w:left="1440" w:hanging="360"/>
+      </w:pPr>
+      <w:rPr>
+        <w:rFonts w:ascii="Courier New" w:hAnsi="Courier New" w:cs="Courier New" w:hint="default"/>
+      </w:rPr>
+    </w:lvl>
+    <w:lvl w:ilvl="2" w:tplc="04090005" w:tentative="1">
+      <w:start w:val="1"/>
+      <w:numFmt w:val="bullet"/>
+      <w:lvlText w:val=""/>
+      <w:lvlJc w:val="left"/>
+      <w:pPr>
+        <w:ind w:left="2160" w:hanging="360"/>
+      </w:pPr>
+      <w:rPr>
+        <w:rFonts w:ascii="Wingdings" w:hAnsi="Wingdings" w:hint="default"/>
+      </w:rPr>
+    </w:lvl>
+    <w:lvl w:ilvl="3" w:tplc="04090001" w:tentative="1">
+      <w:start w:val="1"/>
+      <w:numFmt w:val="bullet"/>
+      <w:lvlText w:val=""/>
+      <w:lvlJc w:val="left"/>
+      <w:pPr>
+        <w:ind w:left="2880" w:hanging="360"/>
+      </w:pPr>
+      <w:rPr>
+        <w:rFonts w:ascii="Symbol" w:hAnsi="Symbol" w:hint="default"/>
+      </w:rPr>
+    </w:lvl>
+    <w:lvl w:ilvl="4" w:tplc="04090003" w:tentative="1">
+      <w:start w:val="1"/>
+      <w:numFmt w:val="bullet"/>
+      <w:lvlText w:val="o"/>
+      <w:lvlJc w:val="left"/>
+      <w:pPr>
+        <w:ind w:left="3600" w:hanging="360"/>
+      </w:pPr>
+      <w:rPr>
+        <w:rFonts w:ascii="Courier New" w:hAnsi="Courier New" w:cs="Courier New" w:hint="default"/>
+      </w:rPr>
+    </w:lvl>
+    <w:lvl w:ilvl="5" w:tplc="04090005" w:tentative="1">
+      <w:start w:val="1"/>
+      <w:numFmt w:val="bullet"/>
+      <w:lvlText w:val=""/>
+      <w:lvlJc w:val="left"/>
+      <w:pPr>
+        <w:ind w:left="4320" w:hanging="360"/>
+      </w:pPr>
+      <w:rPr>
+        <w:rFonts w:ascii="Wingdings" w:hAnsi="Wingdings" w:hint="default"/>
+      </w:rPr>
+    </w:lvl>
+    <w:lvl w:ilvl="6" w:tplc="04090001" w:tentative="1">
+      <w:start w:val="1"/>
+      <w:numFmt w:val="bullet"/>
+      <w:lvlText w:val=""/>
+      <w:lvlJc w:val="left"/>
+      <w:pPr>
+        <w:ind w:left="5040" w:hanging="360"/>
+      </w:pPr>
+      <w:rPr>
+        <w:rFonts w:ascii="Symbol" w:hAnsi="Symbol" w:hint="default"/>
+      </w:rPr>
+    </w:lvl>
+    <w:lvl w:ilvl="7" w:tplc="04090003" w:tentative="1">
+      <w:start w:val="1"/>
+      <w:numFmt w:val="bullet"/>
+      <w:lvlText w:val="o"/>
+      <w:lvlJc w:val="left"/>
+      <w:pPr>
+        <w:ind w:left="5760" w:hanging="360"/>
+      </w:pPr>
+      <w:rPr>
+        <w:rFonts w:ascii="Courier New" w:hAnsi="Courier New" w:cs="Courier New" w:hint="default"/>
+      </w:rPr>
+    </w:lvl>
+    <w:lvl w:ilvl="8" w:tplc="04090005" w:tentative="1">
+      <w:start w:val="1"/>
+      <w:numFmt w:val="bullet"/>
+      <w:lvlText w:val=""/>
+      <w:lvlJc w:val="left"/>
+      <w:pPr>
+        <w:ind w:left="6480" w:hanging="360"/>
+      </w:pPr>
+      <w:rPr>
+        <w:rFonts w:ascii="Wingdings" w:hAnsi="Wingdings" w:hint="default"/>
+      </w:rPr>
+    </w:lvl>
+  </w:abstractNum>
+  <w:abstractNum w:abstractNumId="2" w15:restartNumberingAfterBreak="0">
+    <w:nsid w:val="430256BA"/>
+    <w:multiLevelType w:val="hybridMultilevel"/>
+    <w:tmpl w:val="FCBA06E2"/>
+    <w:lvl w:ilvl="0" w:tplc="FFFFFFFF">
+      <w:start w:val="1"/>
+      <w:numFmt w:val="upperLetter"/>
+      <w:lvlText w:val="%1."/>
+      <w:lvlJc w:val="left"/>
+      <w:pPr>
+        <w:ind w:left="720" w:hanging="360"/>
+      </w:pPr>
+      <w:rPr>
+        <w:rFonts w:hint="default"/>
+      </w:rPr>
+    </w:lvl>
+    <w:lvl w:ilvl="1" w:tplc="FFFFFFFF" w:tentative="1">
+      <w:start w:val="1"/>
+      <w:numFmt w:val="lowerLetter"/>
+      <w:lvlText w:val="%2."/>
+      <w:lvlJc w:val="left"/>
+      <w:pPr>
+        <w:ind w:left="1440" w:hanging="360"/>
+      </w:pPr>
+    </w:lvl>
+    <w:lvl w:ilvl="2" w:tplc="FFFFFFFF" w:tentative="1">
+      <w:start w:val="1"/>
+      <w:numFmt w:val="lowerRoman"/>
+      <w:lvlText w:val="%3."/>
+      <w:lvlJc w:val="right"/>
+      <w:pPr>
+        <w:ind w:left="2160" w:hanging="180"/>
+      </w:pPr>
+    </w:lvl>
+    <w:lvl w:ilvl="3" w:tplc="FFFFFFFF" w:tentative="1">
+      <w:start w:val="1"/>
+      <w:numFmt w:val="decimal"/>
+      <w:lvlText w:val="%4."/>
+      <w:lvlJc w:val="left"/>
+      <w:pPr>
+        <w:ind w:left="2880" w:hanging="360"/>
+      </w:pPr>
+    </w:lvl>
+    <w:lvl w:ilvl="4" w:tplc="FFFFFFFF" w:tentative="1">
+      <w:start w:val="1"/>
+      <w:numFmt w:val="lowerLetter"/>
+      <w:lvlText w:val="%5."/>
+      <w:lvlJc w:val="left"/>
+      <w:pPr>
+        <w:ind w:left="3600" w:hanging="360"/>
+      </w:pPr>
+    </w:lvl>
+    <w:lvl w:ilvl="5" w:tplc="FFFFFFFF" w:tentative="1">
+      <w:start w:val="1"/>
+      <w:numFmt w:val="lowerRoman"/>
+      <w:lvlText w:val="%6."/>
+      <w:lvlJc w:val="right"/>
+      <w:pPr>
+        <w:ind w:left="4320" w:hanging="180"/>
+      </w:pPr>
+    </w:lvl>
+    <w:lvl w:ilvl="6" w:tplc="FFFFFFFF" w:tentative="1">
+      <w:start w:val="1"/>
+      <w:numFmt w:val="decimal"/>
+      <w:lvlText w:val="%7."/>
+      <w:lvlJc w:val="left"/>
+      <w:pPr>
+        <w:ind w:left="5040" w:hanging="360"/>
+      </w:pPr>
+    </w:lvl>
+    <w:lvl w:ilvl="7" w:tplc="FFFFFFFF" w:tentative="1">
+      <w:start w:val="1"/>
+      <w:numFmt w:val="lowerLetter"/>
+      <w:lvlText w:val="%8."/>
+      <w:lvlJc w:val="left"/>
+      <w:pPr>
+        <w:ind w:left="5760" w:hanging="360"/>
+      </w:pPr>
+    </w:lvl>
+    <w:lvl w:ilvl="8" w:tplc="FFFFFFFF" w:tentative="1">
+      <w:start w:val="1"/>
+      <w:numFmt w:val="lowerRoman"/>
+      <w:lvlText w:val="%9."/>
+      <w:lvlJc w:val="right"/>
+      <w:pPr>
+        <w:ind w:left="6480" w:hanging="180"/>
+      </w:pPr>
+    </w:lvl>
+  </w:abstractNum>
+  <w:abstractNum w:abstractNumId="3" w15:restartNumberingAfterBreak="0">
     <w:nsid w:val="5C783204"/>
     <w:multiLevelType w:val="multilevel"/>
     <w:tmpl w:val="F4727D18"/>
@@ -6044,11 +7110,529 @@
       </w:rPr>
     </w:lvl>
   </w:abstractNum>
+  <w:abstractNum w:abstractNumId="4" w15:restartNumberingAfterBreak="0">
+    <w:nsid w:val="5C805691"/>
+    <w:multiLevelType w:val="hybridMultilevel"/>
+    <w:tmpl w:val="FCBA06E2"/>
+    <w:lvl w:ilvl="0" w:tplc="04090015">
+      <w:start w:val="1"/>
+      <w:numFmt w:val="upperLetter"/>
+      <w:lvlText w:val="%1."/>
+      <w:lvlJc w:val="left"/>
+      <w:pPr>
+        <w:ind w:left="720" w:hanging="360"/>
+      </w:pPr>
+      <w:rPr>
+        <w:rFonts w:hint="default"/>
+      </w:rPr>
+    </w:lvl>
+    <w:lvl w:ilvl="1" w:tplc="04090019" w:tentative="1">
+      <w:start w:val="1"/>
+      <w:numFmt w:val="lowerLetter"/>
+      <w:lvlText w:val="%2."/>
+      <w:lvlJc w:val="left"/>
+      <w:pPr>
+        <w:ind w:left="1440" w:hanging="360"/>
+      </w:pPr>
+    </w:lvl>
+    <w:lvl w:ilvl="2" w:tplc="0409001B" w:tentative="1">
+      <w:start w:val="1"/>
+      <w:numFmt w:val="lowerRoman"/>
+      <w:lvlText w:val="%3."/>
+      <w:lvlJc w:val="right"/>
+      <w:pPr>
+        <w:ind w:left="2160" w:hanging="180"/>
+      </w:pPr>
+    </w:lvl>
+    <w:lvl w:ilvl="3" w:tplc="0409000F" w:tentative="1">
+      <w:start w:val="1"/>
+      <w:numFmt w:val="decimal"/>
+      <w:lvlText w:val="%4."/>
+      <w:lvlJc w:val="left"/>
+      <w:pPr>
+        <w:ind w:left="2880" w:hanging="360"/>
+      </w:pPr>
+    </w:lvl>
+    <w:lvl w:ilvl="4" w:tplc="04090019" w:tentative="1">
+      <w:start w:val="1"/>
+      <w:numFmt w:val="lowerLetter"/>
+      <w:lvlText w:val="%5."/>
+      <w:lvlJc w:val="left"/>
+      <w:pPr>
+        <w:ind w:left="3600" w:hanging="360"/>
+      </w:pPr>
+    </w:lvl>
+    <w:lvl w:ilvl="5" w:tplc="0409001B" w:tentative="1">
+      <w:start w:val="1"/>
+      <w:numFmt w:val="lowerRoman"/>
+      <w:lvlText w:val="%6."/>
+      <w:lvlJc w:val="right"/>
+      <w:pPr>
+        <w:ind w:left="4320" w:hanging="180"/>
+      </w:pPr>
+    </w:lvl>
+    <w:lvl w:ilvl="6" w:tplc="0409000F" w:tentative="1">
+      <w:start w:val="1"/>
+      <w:numFmt w:val="decimal"/>
+      <w:lvlText w:val="%7."/>
+      <w:lvlJc w:val="left"/>
+      <w:pPr>
+        <w:ind w:left="5040" w:hanging="360"/>
+      </w:pPr>
+    </w:lvl>
+    <w:lvl w:ilvl="7" w:tplc="04090019" w:tentative="1">
+      <w:start w:val="1"/>
+      <w:numFmt w:val="lowerLetter"/>
+      <w:lvlText w:val="%8."/>
+      <w:lvlJc w:val="left"/>
+      <w:pPr>
+        <w:ind w:left="5760" w:hanging="360"/>
+      </w:pPr>
+    </w:lvl>
+    <w:lvl w:ilvl="8" w:tplc="0409001B" w:tentative="1">
+      <w:start w:val="1"/>
+      <w:numFmt w:val="lowerRoman"/>
+      <w:lvlText w:val="%9."/>
+      <w:lvlJc w:val="right"/>
+      <w:pPr>
+        <w:ind w:left="6480" w:hanging="180"/>
+      </w:pPr>
+    </w:lvl>
+  </w:abstractNum>
+  <w:abstractNum w:abstractNumId="5" w15:restartNumberingAfterBreak="0">
+    <w:nsid w:val="63904626"/>
+    <w:multiLevelType w:val="multilevel"/>
+    <w:tmpl w:val="A862216A"/>
+    <w:lvl w:ilvl="0">
+      <w:start w:val="1"/>
+      <w:numFmt w:val="bullet"/>
+      <w:lvlText w:val=""/>
+      <w:lvlJc w:val="left"/>
+      <w:pPr>
+        <w:tabs>
+          <w:tab w:val="num" w:pos="720"/>
+        </w:tabs>
+        <w:ind w:left="720" w:hanging="360"/>
+      </w:pPr>
+      <w:rPr>
+        <w:rFonts w:ascii="Symbol" w:hAnsi="Symbol" w:hint="default"/>
+        <w:sz w:val="20"/>
+      </w:rPr>
+    </w:lvl>
+    <w:lvl w:ilvl="1" w:tentative="1">
+      <w:start w:val="1"/>
+      <w:numFmt w:val="bullet"/>
+      <w:lvlText w:val="o"/>
+      <w:lvlJc w:val="left"/>
+      <w:pPr>
+        <w:tabs>
+          <w:tab w:val="num" w:pos="1440"/>
+        </w:tabs>
+        <w:ind w:left="1440" w:hanging="360"/>
+      </w:pPr>
+      <w:rPr>
+        <w:rFonts w:ascii="Courier New" w:hAnsi="Courier New" w:hint="default"/>
+        <w:sz w:val="20"/>
+      </w:rPr>
+    </w:lvl>
+    <w:lvl w:ilvl="2" w:tentative="1">
+      <w:start w:val="1"/>
+      <w:numFmt w:val="bullet"/>
+      <w:lvlText w:val=""/>
+      <w:lvlJc w:val="left"/>
+      <w:pPr>
+        <w:tabs>
+          <w:tab w:val="num" w:pos="2160"/>
+        </w:tabs>
+        <w:ind w:left="2160" w:hanging="360"/>
+      </w:pPr>
+      <w:rPr>
+        <w:rFonts w:ascii="Wingdings" w:hAnsi="Wingdings" w:hint="default"/>
+        <w:sz w:val="20"/>
+      </w:rPr>
+    </w:lvl>
+    <w:lvl w:ilvl="3" w:tentative="1">
+      <w:start w:val="1"/>
+      <w:numFmt w:val="bullet"/>
+      <w:lvlText w:val=""/>
+      <w:lvlJc w:val="left"/>
+      <w:pPr>
+        <w:tabs>
+          <w:tab w:val="num" w:pos="2880"/>
+        </w:tabs>
+        <w:ind w:left="2880" w:hanging="360"/>
+      </w:pPr>
+      <w:rPr>
+        <w:rFonts w:ascii="Wingdings" w:hAnsi="Wingdings" w:hint="default"/>
+        <w:sz w:val="20"/>
+      </w:rPr>
+    </w:lvl>
+    <w:lvl w:ilvl="4" w:tentative="1">
+      <w:start w:val="1"/>
+      <w:numFmt w:val="bullet"/>
+      <w:lvlText w:val=""/>
+      <w:lvlJc w:val="left"/>
+      <w:pPr>
+        <w:tabs>
+          <w:tab w:val="num" w:pos="3600"/>
+        </w:tabs>
+        <w:ind w:left="3600" w:hanging="360"/>
+      </w:pPr>
+      <w:rPr>
+        <w:rFonts w:ascii="Wingdings" w:hAnsi="Wingdings" w:hint="default"/>
+        <w:sz w:val="20"/>
+      </w:rPr>
+    </w:lvl>
+    <w:lvl w:ilvl="5" w:tentative="1">
+      <w:start w:val="1"/>
+      <w:numFmt w:val="bullet"/>
+      <w:lvlText w:val=""/>
+      <w:lvlJc w:val="left"/>
+      <w:pPr>
+        <w:tabs>
+          <w:tab w:val="num" w:pos="4320"/>
+        </w:tabs>
+        <w:ind w:left="4320" w:hanging="360"/>
+      </w:pPr>
+      <w:rPr>
+        <w:rFonts w:ascii="Wingdings" w:hAnsi="Wingdings" w:hint="default"/>
+        <w:sz w:val="20"/>
+      </w:rPr>
+    </w:lvl>
+    <w:lvl w:ilvl="6" w:tentative="1">
+      <w:start w:val="1"/>
+      <w:numFmt w:val="bullet"/>
+      <w:lvlText w:val=""/>
+      <w:lvlJc w:val="left"/>
+      <w:pPr>
+        <w:tabs>
+          <w:tab w:val="num" w:pos="5040"/>
+        </w:tabs>
+        <w:ind w:left="5040" w:hanging="360"/>
+      </w:pPr>
+      <w:rPr>
+        <w:rFonts w:ascii="Wingdings" w:hAnsi="Wingdings" w:hint="default"/>
+        <w:sz w:val="20"/>
+      </w:rPr>
+    </w:lvl>
+    <w:lvl w:ilvl="7" w:tentative="1">
+      <w:start w:val="1"/>
+      <w:numFmt w:val="bullet"/>
+      <w:lvlText w:val=""/>
+      <w:lvlJc w:val="left"/>
+      <w:pPr>
+        <w:tabs>
+          <w:tab w:val="num" w:pos="5760"/>
+        </w:tabs>
+        <w:ind w:left="5760" w:hanging="360"/>
+      </w:pPr>
+      <w:rPr>
+        <w:rFonts w:ascii="Wingdings" w:hAnsi="Wingdings" w:hint="default"/>
+        <w:sz w:val="20"/>
+      </w:rPr>
+    </w:lvl>
+    <w:lvl w:ilvl="8" w:tentative="1">
+      <w:start w:val="1"/>
+      <w:numFmt w:val="bullet"/>
+      <w:lvlText w:val=""/>
+      <w:lvlJc w:val="left"/>
+      <w:pPr>
+        <w:tabs>
+          <w:tab w:val="num" w:pos="6480"/>
+        </w:tabs>
+        <w:ind w:left="6480" w:hanging="360"/>
+      </w:pPr>
+      <w:rPr>
+        <w:rFonts w:ascii="Wingdings" w:hAnsi="Wingdings" w:hint="default"/>
+        <w:sz w:val="20"/>
+      </w:rPr>
+    </w:lvl>
+  </w:abstractNum>
+  <w:abstractNum w:abstractNumId="6" w15:restartNumberingAfterBreak="0">
+    <w:nsid w:val="74360C2F"/>
+    <w:multiLevelType w:val="hybridMultilevel"/>
+    <w:tmpl w:val="80FA6F68"/>
+    <w:lvl w:ilvl="0" w:tplc="3C8E76F8">
+      <w:start w:val="4"/>
+      <w:numFmt w:val="bullet"/>
+      <w:lvlText w:val="-"/>
+      <w:lvlJc w:val="left"/>
+      <w:pPr>
+        <w:ind w:left="720" w:hanging="360"/>
+      </w:pPr>
+      <w:rPr>
+        <w:rFonts w:ascii="Calibri" w:eastAsiaTheme="minorHAnsi" w:hAnsi="Calibri" w:cs="Calibri" w:hint="default"/>
+      </w:rPr>
+    </w:lvl>
+    <w:lvl w:ilvl="1" w:tplc="04090003">
+      <w:start w:val="1"/>
+      <w:numFmt w:val="bullet"/>
+      <w:lvlText w:val="o"/>
+      <w:lvlJc w:val="left"/>
+      <w:pPr>
+        <w:ind w:left="1440" w:hanging="360"/>
+      </w:pPr>
+      <w:rPr>
+        <w:rFonts w:ascii="Courier New" w:hAnsi="Courier New" w:cs="Courier New" w:hint="default"/>
+      </w:rPr>
+    </w:lvl>
+    <w:lvl w:ilvl="2" w:tplc="04090005" w:tentative="1">
+      <w:start w:val="1"/>
+      <w:numFmt w:val="bullet"/>
+      <w:lvlText w:val=""/>
+      <w:lvlJc w:val="left"/>
+      <w:pPr>
+        <w:ind w:left="2160" w:hanging="360"/>
+      </w:pPr>
+      <w:rPr>
+        <w:rFonts w:ascii="Wingdings" w:hAnsi="Wingdings" w:hint="default"/>
+      </w:rPr>
+    </w:lvl>
+    <w:lvl w:ilvl="3" w:tplc="04090001" w:tentative="1">
+      <w:start w:val="1"/>
+      <w:numFmt w:val="bullet"/>
+      <w:lvlText w:val=""/>
+      <w:lvlJc w:val="left"/>
+      <w:pPr>
+        <w:ind w:left="2880" w:hanging="360"/>
+      </w:pPr>
+      <w:rPr>
+        <w:rFonts w:ascii="Symbol" w:hAnsi="Symbol" w:hint="default"/>
+      </w:rPr>
+    </w:lvl>
+    <w:lvl w:ilvl="4" w:tplc="04090003" w:tentative="1">
+      <w:start w:val="1"/>
+      <w:numFmt w:val="bullet"/>
+      <w:lvlText w:val="o"/>
+      <w:lvlJc w:val="left"/>
+      <w:pPr>
+        <w:ind w:left="3600" w:hanging="360"/>
+      </w:pPr>
+      <w:rPr>
+        <w:rFonts w:ascii="Courier New" w:hAnsi="Courier New" w:cs="Courier New" w:hint="default"/>
+      </w:rPr>
+    </w:lvl>
+    <w:lvl w:ilvl="5" w:tplc="04090005" w:tentative="1">
+      <w:start w:val="1"/>
+      <w:numFmt w:val="bullet"/>
+      <w:lvlText w:val=""/>
+      <w:lvlJc w:val="left"/>
+      <w:pPr>
+        <w:ind w:left="4320" w:hanging="360"/>
+      </w:pPr>
+      <w:rPr>
+        <w:rFonts w:ascii="Wingdings" w:hAnsi="Wingdings" w:hint="default"/>
+      </w:rPr>
+    </w:lvl>
+    <w:lvl w:ilvl="6" w:tplc="04090001" w:tentative="1">
+      <w:start w:val="1"/>
+      <w:numFmt w:val="bullet"/>
+      <w:lvlText w:val=""/>
+      <w:lvlJc w:val="left"/>
+      <w:pPr>
+        <w:ind w:left="5040" w:hanging="360"/>
+      </w:pPr>
+      <w:rPr>
+        <w:rFonts w:ascii="Symbol" w:hAnsi="Symbol" w:hint="default"/>
+      </w:rPr>
+    </w:lvl>
+    <w:lvl w:ilvl="7" w:tplc="04090003" w:tentative="1">
+      <w:start w:val="1"/>
+      <w:numFmt w:val="bullet"/>
+      <w:lvlText w:val="o"/>
+      <w:lvlJc w:val="left"/>
+      <w:pPr>
+        <w:ind w:left="5760" w:hanging="360"/>
+      </w:pPr>
+      <w:rPr>
+        <w:rFonts w:ascii="Courier New" w:hAnsi="Courier New" w:cs="Courier New" w:hint="default"/>
+      </w:rPr>
+    </w:lvl>
+    <w:lvl w:ilvl="8" w:tplc="04090005" w:tentative="1">
+      <w:start w:val="1"/>
+      <w:numFmt w:val="bullet"/>
+      <w:lvlText w:val=""/>
+      <w:lvlJc w:val="left"/>
+      <w:pPr>
+        <w:ind w:left="6480" w:hanging="360"/>
+      </w:pPr>
+      <w:rPr>
+        <w:rFonts w:ascii="Wingdings" w:hAnsi="Wingdings" w:hint="default"/>
+      </w:rPr>
+    </w:lvl>
+  </w:abstractNum>
+  <w:abstractNum w:abstractNumId="7" w15:restartNumberingAfterBreak="0">
+    <w:nsid w:val="7B931128"/>
+    <w:multiLevelType w:val="multilevel"/>
+    <w:tmpl w:val="98DCC18C"/>
+    <w:lvl w:ilvl="0">
+      <w:start w:val="1"/>
+      <w:numFmt w:val="bullet"/>
+      <w:lvlText w:val=""/>
+      <w:lvlJc w:val="left"/>
+      <w:pPr>
+        <w:tabs>
+          <w:tab w:val="num" w:pos="720"/>
+        </w:tabs>
+        <w:ind w:left="720" w:hanging="360"/>
+      </w:pPr>
+      <w:rPr>
+        <w:rFonts w:ascii="Symbol" w:hAnsi="Symbol" w:hint="default"/>
+        <w:sz w:val="20"/>
+      </w:rPr>
+    </w:lvl>
+    <w:lvl w:ilvl="1" w:tentative="1">
+      <w:start w:val="1"/>
+      <w:numFmt w:val="bullet"/>
+      <w:lvlText w:val="o"/>
+      <w:lvlJc w:val="left"/>
+      <w:pPr>
+        <w:tabs>
+          <w:tab w:val="num" w:pos="1440"/>
+        </w:tabs>
+        <w:ind w:left="1440" w:hanging="360"/>
+      </w:pPr>
+      <w:rPr>
+        <w:rFonts w:ascii="Courier New" w:hAnsi="Courier New" w:hint="default"/>
+        <w:sz w:val="20"/>
+      </w:rPr>
+    </w:lvl>
+    <w:lvl w:ilvl="2" w:tentative="1">
+      <w:start w:val="1"/>
+      <w:numFmt w:val="bullet"/>
+      <w:lvlText w:val=""/>
+      <w:lvlJc w:val="left"/>
+      <w:pPr>
+        <w:tabs>
+          <w:tab w:val="num" w:pos="2160"/>
+        </w:tabs>
+        <w:ind w:left="2160" w:hanging="360"/>
+      </w:pPr>
+      <w:rPr>
+        <w:rFonts w:ascii="Wingdings" w:hAnsi="Wingdings" w:hint="default"/>
+        <w:sz w:val="20"/>
+      </w:rPr>
+    </w:lvl>
+    <w:lvl w:ilvl="3" w:tentative="1">
+      <w:start w:val="1"/>
+      <w:numFmt w:val="bullet"/>
+      <w:lvlText w:val=""/>
+      <w:lvlJc w:val="left"/>
+      <w:pPr>
+        <w:tabs>
+          <w:tab w:val="num" w:pos="2880"/>
+        </w:tabs>
+        <w:ind w:left="2880" w:hanging="360"/>
+      </w:pPr>
+      <w:rPr>
+        <w:rFonts w:ascii="Wingdings" w:hAnsi="Wingdings" w:hint="default"/>
+        <w:sz w:val="20"/>
+      </w:rPr>
+    </w:lvl>
+    <w:lvl w:ilvl="4" w:tentative="1">
+      <w:start w:val="1"/>
+      <w:numFmt w:val="bullet"/>
+      <w:lvlText w:val=""/>
+      <w:lvlJc w:val="left"/>
+      <w:pPr>
+        <w:tabs>
+          <w:tab w:val="num" w:pos="3600"/>
+        </w:tabs>
+        <w:ind w:left="3600" w:hanging="360"/>
+      </w:pPr>
+      <w:rPr>
+        <w:rFonts w:ascii="Wingdings" w:hAnsi="Wingdings" w:hint="default"/>
+        <w:sz w:val="20"/>
+      </w:rPr>
+    </w:lvl>
+    <w:lvl w:ilvl="5" w:tentative="1">
+      <w:start w:val="1"/>
+      <w:numFmt w:val="bullet"/>
+      <w:lvlText w:val=""/>
+      <w:lvlJc w:val="left"/>
+      <w:pPr>
+        <w:tabs>
+          <w:tab w:val="num" w:pos="4320"/>
+        </w:tabs>
+        <w:ind w:left="4320" w:hanging="360"/>
+      </w:pPr>
+      <w:rPr>
+        <w:rFonts w:ascii="Wingdings" w:hAnsi="Wingdings" w:hint="default"/>
+        <w:sz w:val="20"/>
+      </w:rPr>
+    </w:lvl>
+    <w:lvl w:ilvl="6" w:tentative="1">
+      <w:start w:val="1"/>
+      <w:numFmt w:val="bullet"/>
+      <w:lvlText w:val=""/>
+      <w:lvlJc w:val="left"/>
+      <w:pPr>
+        <w:tabs>
+          <w:tab w:val="num" w:pos="5040"/>
+        </w:tabs>
+        <w:ind w:left="5040" w:hanging="360"/>
+      </w:pPr>
+      <w:rPr>
+        <w:rFonts w:ascii="Wingdings" w:hAnsi="Wingdings" w:hint="default"/>
+        <w:sz w:val="20"/>
+      </w:rPr>
+    </w:lvl>
+    <w:lvl w:ilvl="7" w:tentative="1">
+      <w:start w:val="1"/>
+      <w:numFmt w:val="bullet"/>
+      <w:lvlText w:val=""/>
+      <w:lvlJc w:val="left"/>
+      <w:pPr>
+        <w:tabs>
+          <w:tab w:val="num" w:pos="5760"/>
+        </w:tabs>
+        <w:ind w:left="5760" w:hanging="360"/>
+      </w:pPr>
+      <w:rPr>
+        <w:rFonts w:ascii="Wingdings" w:hAnsi="Wingdings" w:hint="default"/>
+        <w:sz w:val="20"/>
+      </w:rPr>
+    </w:lvl>
+    <w:lvl w:ilvl="8" w:tentative="1">
+      <w:start w:val="1"/>
+      <w:numFmt w:val="bullet"/>
+      <w:lvlText w:val=""/>
+      <w:lvlJc w:val="left"/>
+      <w:pPr>
+        <w:tabs>
+          <w:tab w:val="num" w:pos="6480"/>
+        </w:tabs>
+        <w:ind w:left="6480" w:hanging="360"/>
+      </w:pPr>
+      <w:rPr>
+        <w:rFonts w:ascii="Wingdings" w:hAnsi="Wingdings" w:hint="default"/>
+        <w:sz w:val="20"/>
+      </w:rPr>
+    </w:lvl>
+  </w:abstractNum>
   <w:num w:numId="1" w16cid:durableId="1532455373">
     <w:abstractNumId w:val="0"/>
   </w:num>
   <w:num w:numId="2" w16cid:durableId="1944072162">
+    <w:abstractNumId w:val="3"/>
+  </w:num>
+  <w:num w:numId="3" w16cid:durableId="871066223">
+    <w:abstractNumId w:val="4"/>
+  </w:num>
+  <w:num w:numId="4" w16cid:durableId="978077562">
     <w:abstractNumId w:val="1"/>
+  </w:num>
+  <w:num w:numId="5" w16cid:durableId="1539900736">
+    <w:abstractNumId w:val="6"/>
+  </w:num>
+  <w:num w:numId="6" w16cid:durableId="1578320938">
+    <w:abstractNumId w:val="2"/>
+  </w:num>
+  <w:num w:numId="7" w16cid:durableId="1451246481">
+    <w:abstractNumId w:val="7"/>
+  </w:num>
+  <w:num w:numId="8" w16cid:durableId="434791758">
+    <w:abstractNumId w:val="5"/>
   </w:num>
 </w:numbering>
 </file>
@@ -6874,6 +8458,26 @@
 </a:theme>
 </file>
 
+<file path=word/webextensions/taskpanes.xml><?xml version="1.0" encoding="utf-8"?>
+<wetp:taskpanes xmlns:wetp="http://schemas.microsoft.com/office/webextensions/taskpanes/2010/11">
+  <wetp:taskpane dockstate="right" visibility="0" width="613" row="0">
+    <wetp:webextensionref xmlns:r="http://schemas.openxmlformats.org/officeDocument/2006/relationships" r:id="rId1"/>
+  </wetp:taskpane>
+</wetp:taskpanes>
+</file>
+
+<file path=word/webextensions/webextension1.xml><?xml version="1.0" encoding="utf-8"?>
+<we:webextension xmlns:we="http://schemas.microsoft.com/office/webextensions/webextension/2010/11" id="{75A96496-90A8-4021-B8CB-C2C77BFF2BCC}">
+  <we:reference id="WA104381909" version="3.19.0.0" store="Omex" storeType="OMEX"/>
+  <we:alternateReferences>
+    <we:reference id="WA104381909" version="3.19.0.0" store="WA104381909" storeType="OMEX"/>
+  </we:alternateReferences>
+  <we:properties/>
+  <we:bindings/>
+  <we:snapshot xmlns:r="http://schemas.openxmlformats.org/officeDocument/2006/relationships"/>
+</we:webextension>
+</file>
+
 <file path=customXml/item1.xml><?xml version="1.0" encoding="utf-8"?>
 <b:Sources xmlns:b="http://schemas.openxmlformats.org/officeDocument/2006/bibliography" xmlns="http://schemas.openxmlformats.org/officeDocument/2006/bibliography" SelectedStyle="\APASixthEditionOfficeOnline.xsl" StyleName="APA" Version="6"/>
 </file>
